--- a/CalendarioAgo26/Ejercicios/E16_QoS/16_QoS_ProfesorReducido.docx
+++ b/CalendarioAgo26/Ejercicios/E16_QoS/16_QoS_ProfesorReducido.docx
@@ -295,7 +295,7 @@
     </w:p>
     <w:p>
       <w:pPr>
-        <w:pStyle w:val="ListParagraph"/>
+        <w:pStyle w:val="Prrafodelista"/>
         <w:numPr>
           <w:ilvl w:val="0"/>
           <w:numId w:val="23"/>
@@ -349,7 +349,7 @@
     </w:p>
     <w:p>
       <w:pPr>
-        <w:pStyle w:val="ListParagraph"/>
+        <w:pStyle w:val="Prrafodelista"/>
         <w:spacing w:after="0" w:line="300" w:lineRule="exact"/>
         <w:jc w:val="both"/>
         <w:rPr>
@@ -360,7 +360,7 @@
     </w:p>
     <w:p>
       <w:pPr>
-        <w:pStyle w:val="ListParagraph"/>
+        <w:pStyle w:val="Prrafodelista"/>
         <w:spacing w:after="0" w:line="300" w:lineRule="exact"/>
         <w:jc w:val="both"/>
         <w:rPr>
@@ -399,7 +399,7 @@
     </w:p>
     <w:p>
       <w:pPr>
-        <w:pStyle w:val="ListParagraph"/>
+        <w:pStyle w:val="Prrafodelista"/>
         <w:spacing w:after="0" w:line="300" w:lineRule="exact"/>
         <w:jc w:val="both"/>
         <w:rPr>
@@ -455,7 +455,7 @@
     </w:p>
     <w:p>
       <w:pPr>
-        <w:pStyle w:val="ListParagraph"/>
+        <w:pStyle w:val="Prrafodelista"/>
         <w:numPr>
           <w:ilvl w:val="0"/>
           <w:numId w:val="23"/>
@@ -509,7 +509,7 @@
     </w:p>
     <w:p>
       <w:pPr>
-        <w:pStyle w:val="ListParagraph"/>
+        <w:pStyle w:val="Prrafodelista"/>
         <w:spacing w:after="0" w:line="300" w:lineRule="exact"/>
         <w:jc w:val="both"/>
         <w:rPr>
@@ -520,7 +520,7 @@
     </w:p>
     <w:p>
       <w:pPr>
-        <w:pStyle w:val="ListParagraph"/>
+        <w:pStyle w:val="Prrafodelista"/>
         <w:spacing w:after="0" w:line="300" w:lineRule="exact"/>
         <w:jc w:val="both"/>
         <w:rPr>
@@ -546,7 +546,7 @@
     </w:p>
     <w:p>
       <w:pPr>
-        <w:pStyle w:val="ListParagraph"/>
+        <w:pStyle w:val="Prrafodelista"/>
         <w:spacing w:after="0" w:line="300" w:lineRule="exact"/>
         <w:jc w:val="both"/>
         <w:rPr>
@@ -572,7 +572,7 @@
     </w:p>
     <w:p>
       <w:pPr>
-        <w:pStyle w:val="ListParagraph"/>
+        <w:pStyle w:val="Prrafodelista"/>
         <w:spacing w:after="0" w:line="300" w:lineRule="exact"/>
         <w:jc w:val="both"/>
         <w:rPr>
@@ -598,7 +598,7 @@
     </w:p>
     <w:p>
       <w:pPr>
-        <w:pStyle w:val="ListParagraph"/>
+        <w:pStyle w:val="Prrafodelista"/>
         <w:spacing w:after="0" w:line="300" w:lineRule="exact"/>
         <w:jc w:val="both"/>
         <w:rPr>
@@ -643,23 +643,47 @@
           <w:szCs w:val="24"/>
           <w:lang w:val="en-US"/>
         </w:rPr>
-        <w:t xml:space="preserve"> especial)</w:t>
-      </w:r>
-    </w:p>
-    <w:p>
-      <w:pPr>
-        <w:pStyle w:val="ListParagraph"/>
-        <w:spacing w:after="0" w:line="300" w:lineRule="exact"/>
-        <w:jc w:val="both"/>
-        <w:rPr>
-          <w:rFonts w:ascii="Arial" w:hAnsi="Arial" w:cs="Arial"/>
+        <w:t xml:space="preserve"> </w:t>
+      </w:r>
+      <w:proofErr w:type="gramStart"/>
+      <w:r>
+        <w:rPr>
+          <w:rFonts w:ascii="Arial" w:hAnsi="Arial" w:cs="Arial"/>
+          <w:b/>
+          <w:bCs/>
+          <w:sz w:val="24"/>
+          <w:szCs w:val="24"/>
           <w:lang w:val="en-US"/>
         </w:rPr>
-      </w:pPr>
-    </w:p>
-    <w:p>
-      <w:pPr>
-        <w:pStyle w:val="ListParagraph"/>
+        <w:t>especial</w:t>
+      </w:r>
+      <w:proofErr w:type="gramEnd"/>
+      <w:r>
+        <w:rPr>
+          <w:rFonts w:ascii="Arial" w:hAnsi="Arial" w:cs="Arial"/>
+          <w:b/>
+          <w:bCs/>
+          <w:sz w:val="24"/>
+          <w:szCs w:val="24"/>
+          <w:lang w:val="en-US"/>
+        </w:rPr>
+        <w:t>)</w:t>
+      </w:r>
+    </w:p>
+    <w:p>
+      <w:pPr>
+        <w:pStyle w:val="Prrafodelista"/>
+        <w:spacing w:after="0" w:line="300" w:lineRule="exact"/>
+        <w:jc w:val="both"/>
+        <w:rPr>
+          <w:rFonts w:ascii="Arial" w:hAnsi="Arial" w:cs="Arial"/>
+          <w:lang w:val="en-US"/>
+        </w:rPr>
+      </w:pPr>
+    </w:p>
+    <w:p>
+      <w:pPr>
+        <w:pStyle w:val="Prrafodelista"/>
         <w:spacing w:after="0" w:line="300" w:lineRule="exact"/>
         <w:jc w:val="both"/>
         <w:rPr>
@@ -715,19 +739,19 @@
     </w:p>
     <w:p>
       <w:pPr>
-        <w:pStyle w:val="ListParagraph"/>
-        <w:spacing w:after="0" w:line="300" w:lineRule="exact"/>
-        <w:jc w:val="both"/>
-        <w:rPr>
-          <w:rFonts w:ascii="Arial" w:hAnsi="Arial" w:cs="Arial"/>
-          <w:b/>
-          <w:bCs/>
-        </w:rPr>
-      </w:pPr>
-    </w:p>
-    <w:p>
-      <w:pPr>
-        <w:pStyle w:val="ListParagraph"/>
+        <w:pStyle w:val="Prrafodelista"/>
+        <w:spacing w:after="0" w:line="300" w:lineRule="exact"/>
+        <w:jc w:val="both"/>
+        <w:rPr>
+          <w:rFonts w:ascii="Arial" w:hAnsi="Arial" w:cs="Arial"/>
+          <w:b/>
+          <w:bCs/>
+        </w:rPr>
+      </w:pPr>
+    </w:p>
+    <w:p>
+      <w:pPr>
+        <w:pStyle w:val="Prrafodelista"/>
         <w:numPr>
           <w:ilvl w:val="0"/>
           <w:numId w:val="23"/>
@@ -744,12 +768,28 @@
           <w:rFonts w:ascii="Arial" w:hAnsi="Arial" w:cs="Arial"/>
           <w:lang w:val="es-ES"/>
         </w:rPr>
-        <w:t>Aplicar las políticas de acciones a una interface del ruteador</w:t>
-      </w:r>
-    </w:p>
-    <w:p>
-      <w:pPr>
-        <w:pStyle w:val="ListParagraph"/>
+        <w:t xml:space="preserve">Aplicar las políticas de acciones a una </w:t>
+      </w:r>
+      <w:proofErr w:type="gramStart"/>
+      <w:r>
+        <w:rPr>
+          <w:rFonts w:ascii="Arial" w:hAnsi="Arial" w:cs="Arial"/>
+          <w:lang w:val="es-ES"/>
+        </w:rPr>
+        <w:t>interface</w:t>
+      </w:r>
+      <w:proofErr w:type="gramEnd"/>
+      <w:r>
+        <w:rPr>
+          <w:rFonts w:ascii="Arial" w:hAnsi="Arial" w:cs="Arial"/>
+          <w:lang w:val="es-ES"/>
+        </w:rPr>
+        <w:t xml:space="preserve"> del ruteador</w:t>
+      </w:r>
+    </w:p>
+    <w:p>
+      <w:pPr>
+        <w:pStyle w:val="Prrafodelista"/>
         <w:spacing w:after="0" w:line="300" w:lineRule="exact"/>
         <w:jc w:val="both"/>
         <w:rPr>
@@ -772,6 +812,7 @@
           <w:szCs w:val="24"/>
         </w:rPr>
       </w:pPr>
+      <w:proofErr w:type="gramStart"/>
       <w:r>
         <w:rPr>
           <w:rFonts w:ascii="Arial" w:hAnsi="Arial" w:cs="Arial"/>
@@ -781,8 +822,9 @@
           <w:sz w:val="24"/>
           <w:szCs w:val="24"/>
         </w:rPr>
-        <w:t>interface fa0/</w:t>
-      </w:r>
+        <w:t>interface</w:t>
+      </w:r>
+      <w:proofErr w:type="gramEnd"/>
       <w:r>
         <w:rPr>
           <w:rFonts w:ascii="Arial" w:hAnsi="Arial" w:cs="Arial"/>
@@ -792,14 +834,9 @@
           <w:sz w:val="24"/>
           <w:szCs w:val="24"/>
         </w:rPr>
-        <w:t>0</w:t>
-      </w:r>
-    </w:p>
-    <w:p>
-      <w:pPr>
-        <w:spacing w:after="0" w:line="300" w:lineRule="exact"/>
-        <w:ind w:left="720"/>
-        <w:jc w:val="both"/>
+        <w:t xml:space="preserve"> fa0/</w:t>
+      </w:r>
+      <w:r>
         <w:rPr>
           <w:rFonts w:ascii="Arial" w:hAnsi="Arial" w:cs="Arial"/>
           <w:b/>
@@ -808,9 +845,14 @@
           <w:sz w:val="24"/>
           <w:szCs w:val="24"/>
         </w:rPr>
-      </w:pPr>
-      <w:proofErr w:type="spellStart"/>
-      <w:r>
+        <w:t>0</w:t>
+      </w:r>
+    </w:p>
+    <w:p>
+      <w:pPr>
+        <w:spacing w:after="0" w:line="300" w:lineRule="exact"/>
+        <w:ind w:left="720"/>
+        <w:jc w:val="both"/>
         <w:rPr>
           <w:rFonts w:ascii="Arial" w:hAnsi="Arial" w:cs="Arial"/>
           <w:b/>
@@ -819,9 +861,8 @@
           <w:sz w:val="24"/>
           <w:szCs w:val="24"/>
         </w:rPr>
-        <w:t>service-polity</w:t>
-      </w:r>
-      <w:proofErr w:type="spellEnd"/>
+      </w:pPr>
+      <w:proofErr w:type="spellStart"/>
       <w:r>
         <w:rPr>
           <w:rFonts w:ascii="Arial" w:hAnsi="Arial" w:cs="Arial"/>
@@ -831,9 +872,9 @@
           <w:sz w:val="24"/>
           <w:szCs w:val="24"/>
         </w:rPr>
-        <w:t xml:space="preserve"> [nombre del </w:t>
-      </w:r>
-      <w:proofErr w:type="spellStart"/>
+        <w:t>service-polity</w:t>
+      </w:r>
+      <w:proofErr w:type="spellEnd"/>
       <w:r>
         <w:rPr>
           <w:rFonts w:ascii="Arial" w:hAnsi="Arial" w:cs="Arial"/>
@@ -843,9 +884,9 @@
           <w:sz w:val="24"/>
           <w:szCs w:val="24"/>
         </w:rPr>
-        <w:t>policy-map</w:t>
-      </w:r>
-      <w:proofErr w:type="spellEnd"/>
+        <w:t xml:space="preserve"> [nombre del </w:t>
+      </w:r>
+      <w:proofErr w:type="spellStart"/>
       <w:r>
         <w:rPr>
           <w:rFonts w:ascii="Arial" w:hAnsi="Arial" w:cs="Arial"/>
@@ -855,8 +896,9 @@
           <w:sz w:val="24"/>
           <w:szCs w:val="24"/>
         </w:rPr>
-        <w:t xml:space="preserve">] </w:t>
-      </w:r>
+        <w:t>policy-map</w:t>
+      </w:r>
+      <w:proofErr w:type="spellEnd"/>
       <w:r>
         <w:rPr>
           <w:rFonts w:ascii="Arial" w:hAnsi="Arial" w:cs="Arial"/>
@@ -866,7 +908,7 @@
           <w:sz w:val="24"/>
           <w:szCs w:val="24"/>
         </w:rPr>
-        <w:t>[</w:t>
+        <w:t xml:space="preserve">] </w:t>
       </w:r>
       <w:r>
         <w:rPr>
@@ -877,7 +919,7 @@
           <w:sz w:val="24"/>
           <w:szCs w:val="24"/>
         </w:rPr>
-        <w:t xml:space="preserve">dirección de entrada </w:t>
+        <w:t>[</w:t>
       </w:r>
       <w:r>
         <w:rPr>
@@ -888,7 +930,7 @@
           <w:sz w:val="24"/>
           <w:szCs w:val="24"/>
         </w:rPr>
-        <w:t>o</w:t>
+        <w:t xml:space="preserve">dirección de entrada </w:t>
       </w:r>
       <w:r>
         <w:rPr>
@@ -899,7 +941,7 @@
           <w:sz w:val="24"/>
           <w:szCs w:val="24"/>
         </w:rPr>
-        <w:t xml:space="preserve"> salida</w:t>
+        <w:t>o</w:t>
       </w:r>
       <w:r>
         <w:rPr>
@@ -910,7 +952,7 @@
           <w:sz w:val="24"/>
           <w:szCs w:val="24"/>
         </w:rPr>
-        <w:t xml:space="preserve"> de la interface</w:t>
+        <w:t xml:space="preserve"> salida</w:t>
       </w:r>
       <w:r>
         <w:rPr>
@@ -921,9 +963,9 @@
           <w:sz w:val="24"/>
           <w:szCs w:val="24"/>
         </w:rPr>
-        <w:t xml:space="preserve"> (in – </w:t>
-      </w:r>
-      <w:proofErr w:type="spellStart"/>
+        <w:t xml:space="preserve"> de la </w:t>
+      </w:r>
+      <w:proofErr w:type="gramStart"/>
       <w:r>
         <w:rPr>
           <w:rFonts w:ascii="Arial" w:hAnsi="Arial" w:cs="Arial"/>
@@ -933,9 +975,9 @@
           <w:sz w:val="24"/>
           <w:szCs w:val="24"/>
         </w:rPr>
-        <w:t>out</w:t>
-      </w:r>
-      <w:proofErr w:type="spellEnd"/>
+        <w:t>interface</w:t>
+      </w:r>
+      <w:proofErr w:type="gramEnd"/>
       <w:r>
         <w:rPr>
           <w:rFonts w:ascii="Arial" w:hAnsi="Arial" w:cs="Arial"/>
@@ -945,8 +987,9 @@
           <w:sz w:val="24"/>
           <w:szCs w:val="24"/>
         </w:rPr>
-        <w:t>)</w:t>
-      </w:r>
+        <w:t xml:space="preserve"> (in – </w:t>
+      </w:r>
+      <w:proofErr w:type="spellStart"/>
       <w:r>
         <w:rPr>
           <w:rFonts w:ascii="Arial" w:hAnsi="Arial" w:cs="Arial"/>
@@ -956,8 +999,9 @@
           <w:sz w:val="24"/>
           <w:szCs w:val="24"/>
         </w:rPr>
-        <w:t>]</w:t>
-      </w:r>
+        <w:t>out</w:t>
+      </w:r>
+      <w:proofErr w:type="spellEnd"/>
       <w:r>
         <w:rPr>
           <w:rFonts w:ascii="Arial" w:hAnsi="Arial" w:cs="Arial"/>
@@ -967,14 +1011,9 @@
           <w:sz w:val="24"/>
           <w:szCs w:val="24"/>
         </w:rPr>
-        <w:t>.</w:t>
-      </w:r>
-    </w:p>
-    <w:p>
-      <w:pPr>
-        <w:spacing w:after="0" w:line="300" w:lineRule="exact"/>
-        <w:ind w:left="720"/>
-        <w:jc w:val="both"/>
+        <w:t>)</w:t>
+      </w:r>
+      <w:r>
         <w:rPr>
           <w:rFonts w:ascii="Arial" w:hAnsi="Arial" w:cs="Arial"/>
           <w:b/>
@@ -983,11 +1022,38 @@
           <w:sz w:val="24"/>
           <w:szCs w:val="24"/>
         </w:rPr>
-      </w:pPr>
-    </w:p>
-    <w:p>
-      <w:pPr>
-        <w:pStyle w:val="ListParagraph"/>
+        <w:t>]</w:t>
+      </w:r>
+      <w:r>
+        <w:rPr>
+          <w:rFonts w:ascii="Arial" w:hAnsi="Arial" w:cs="Arial"/>
+          <w:b/>
+          <w:bCs/>
+          <w:color w:val="0D0D0D" w:themeColor="text1" w:themeTint="F2"/>
+          <w:sz w:val="24"/>
+          <w:szCs w:val="24"/>
+        </w:rPr>
+        <w:t>.</w:t>
+      </w:r>
+    </w:p>
+    <w:p>
+      <w:pPr>
+        <w:spacing w:after="0" w:line="300" w:lineRule="exact"/>
+        <w:ind w:left="720"/>
+        <w:jc w:val="both"/>
+        <w:rPr>
+          <w:rFonts w:ascii="Arial" w:hAnsi="Arial" w:cs="Arial"/>
+          <w:b/>
+          <w:bCs/>
+          <w:color w:val="0D0D0D" w:themeColor="text1" w:themeTint="F2"/>
+          <w:sz w:val="24"/>
+          <w:szCs w:val="24"/>
+        </w:rPr>
+      </w:pPr>
+    </w:p>
+    <w:p>
+      <w:pPr>
+        <w:pStyle w:val="Prrafodelista"/>
         <w:numPr>
           <w:ilvl w:val="0"/>
           <w:numId w:val="29"/>
@@ -1055,7 +1121,7 @@
     </w:p>
     <w:p>
       <w:pPr>
-        <w:pStyle w:val="ListParagraph"/>
+        <w:pStyle w:val="Prrafodelista"/>
         <w:numPr>
           <w:ilvl w:val="0"/>
           <w:numId w:val="29"/>
@@ -1289,7 +1355,7 @@
     </w:p>
     <w:p>
       <w:pPr>
-        <w:pStyle w:val="ListParagraph"/>
+        <w:pStyle w:val="Prrafodelista"/>
         <w:numPr>
           <w:ilvl w:val="0"/>
           <w:numId w:val="24"/>
@@ -1382,7 +1448,7 @@
     </w:p>
     <w:p>
       <w:pPr>
-        <w:pStyle w:val="ListParagraph"/>
+        <w:pStyle w:val="Prrafodelista"/>
         <w:numPr>
           <w:ilvl w:val="0"/>
           <w:numId w:val="25"/>
@@ -1435,7 +1501,7 @@
     </w:p>
     <w:p>
       <w:pPr>
-        <w:pStyle w:val="ListParagraph"/>
+        <w:pStyle w:val="Prrafodelista"/>
         <w:spacing w:after="0" w:line="300" w:lineRule="exact"/>
         <w:rPr>
           <w:rFonts w:cstheme="minorHAnsi"/>
@@ -1505,13 +1571,13 @@
     </w:p>
     <w:p>
       <w:pPr>
-        <w:pStyle w:val="ListParagraph"/>
-        <w:spacing w:after="0" w:line="300" w:lineRule="exact"/>
-      </w:pPr>
-    </w:p>
-    <w:p>
-      <w:pPr>
-        <w:pStyle w:val="ListParagraph"/>
+        <w:pStyle w:val="Prrafodelista"/>
+        <w:spacing w:after="0" w:line="300" w:lineRule="exact"/>
+      </w:pPr>
+    </w:p>
+    <w:p>
+      <w:pPr>
+        <w:pStyle w:val="Prrafodelista"/>
         <w:numPr>
           <w:ilvl w:val="0"/>
           <w:numId w:val="25"/>
@@ -1601,7 +1667,7 @@
     </w:p>
     <w:p>
       <w:pPr>
-        <w:pStyle w:val="ListParagraph"/>
+        <w:pStyle w:val="Prrafodelista"/>
         <w:numPr>
           <w:ilvl w:val="0"/>
           <w:numId w:val="25"/>
@@ -1711,7 +1777,7 @@
     </w:p>
     <w:p>
       <w:pPr>
-        <w:pStyle w:val="ListParagraph"/>
+        <w:pStyle w:val="Prrafodelista"/>
         <w:numPr>
           <w:ilvl w:val="0"/>
           <w:numId w:val="25"/>
@@ -1865,7 +1931,7 @@
     </w:p>
     <w:p>
       <w:pPr>
-        <w:pStyle w:val="ListParagraph"/>
+        <w:pStyle w:val="Prrafodelista"/>
         <w:numPr>
           <w:ilvl w:val="0"/>
           <w:numId w:val="24"/>
@@ -1910,7 +1976,7 @@
     </w:p>
     <w:p>
       <w:pPr>
-        <w:pStyle w:val="ListParagraph"/>
+        <w:pStyle w:val="Prrafodelista"/>
         <w:spacing w:after="0" w:line="300" w:lineRule="exact"/>
         <w:ind w:left="360"/>
         <w:rPr>
@@ -1982,7 +2048,7 @@
     </w:p>
     <w:p>
       <w:pPr>
-        <w:pStyle w:val="ListParagraph"/>
+        <w:pStyle w:val="Prrafodelista"/>
         <w:numPr>
           <w:ilvl w:val="0"/>
           <w:numId w:val="25"/>
@@ -2028,7 +2094,7 @@
     </w:p>
     <w:p>
       <w:pPr>
-        <w:pStyle w:val="ListParagraph"/>
+        <w:pStyle w:val="Prrafodelista"/>
         <w:spacing w:after="0" w:line="300" w:lineRule="exact"/>
         <w:rPr>
           <w:rFonts w:ascii="Arial" w:hAnsi="Arial" w:cs="Arial"/>
@@ -2066,19 +2132,19 @@
     </w:p>
     <w:p>
       <w:pPr>
-        <w:pStyle w:val="ListParagraph"/>
-        <w:spacing w:after="0" w:line="300" w:lineRule="exact"/>
-        <w:rPr>
-          <w:rFonts w:ascii="Arial" w:hAnsi="Arial" w:cs="Arial"/>
-          <w:b/>
-          <w:bCs/>
-          <w:lang w:val="es-419"/>
-        </w:rPr>
-      </w:pPr>
-    </w:p>
-    <w:p>
-      <w:pPr>
-        <w:pStyle w:val="ListParagraph"/>
+        <w:pStyle w:val="Prrafodelista"/>
+        <w:spacing w:after="0" w:line="300" w:lineRule="exact"/>
+        <w:rPr>
+          <w:rFonts w:ascii="Arial" w:hAnsi="Arial" w:cs="Arial"/>
+          <w:b/>
+          <w:bCs/>
+          <w:lang w:val="es-419"/>
+        </w:rPr>
+      </w:pPr>
+    </w:p>
+    <w:p>
+      <w:pPr>
+        <w:pStyle w:val="Prrafodelista"/>
         <w:numPr>
           <w:ilvl w:val="0"/>
           <w:numId w:val="25"/>
@@ -2108,19 +2174,19 @@
     </w:p>
     <w:p>
       <w:pPr>
-        <w:pStyle w:val="ListParagraph"/>
-        <w:spacing w:after="0" w:line="300" w:lineRule="exact"/>
-        <w:rPr>
-          <w:rFonts w:ascii="Arial" w:hAnsi="Arial" w:cs="Arial"/>
-          <w:b/>
-          <w:bCs/>
-          <w:lang w:val="es-419"/>
-        </w:rPr>
-      </w:pPr>
-    </w:p>
-    <w:p>
-      <w:pPr>
-        <w:pStyle w:val="ListParagraph"/>
+        <w:pStyle w:val="Prrafodelista"/>
+        <w:spacing w:after="0" w:line="300" w:lineRule="exact"/>
+        <w:rPr>
+          <w:rFonts w:ascii="Arial" w:hAnsi="Arial" w:cs="Arial"/>
+          <w:b/>
+          <w:bCs/>
+          <w:lang w:val="es-419"/>
+        </w:rPr>
+      </w:pPr>
+    </w:p>
+    <w:p>
+      <w:pPr>
+        <w:pStyle w:val="Prrafodelista"/>
         <w:spacing w:after="0" w:line="300" w:lineRule="exact"/>
         <w:rPr>
           <w:rFonts w:ascii="Arial" w:hAnsi="Arial" w:cs="Arial"/>
@@ -2168,7 +2234,7 @@
     </w:p>
     <w:p>
       <w:pPr>
-        <w:pStyle w:val="ListParagraph"/>
+        <w:pStyle w:val="Prrafodelista"/>
         <w:numPr>
           <w:ilvl w:val="0"/>
           <w:numId w:val="13"/>
@@ -2188,7 +2254,7 @@
     </w:p>
     <w:p>
       <w:pPr>
-        <w:pStyle w:val="ListParagraph"/>
+        <w:pStyle w:val="Prrafodelista"/>
         <w:numPr>
           <w:ilvl w:val="0"/>
           <w:numId w:val="13"/>
@@ -2199,6 +2265,7 @@
           <w:rFonts w:ascii="Arial" w:hAnsi="Arial" w:cs="Arial"/>
         </w:rPr>
       </w:pPr>
+      <w:proofErr w:type="gramStart"/>
       <w:r>
         <w:rPr>
           <w:rFonts w:ascii="Arial" w:hAnsi="Arial" w:cs="Arial"/>
@@ -2213,10 +2280,11 @@
         </w:rPr>
         <w:t>set ?</w:t>
       </w:r>
-    </w:p>
-    <w:p>
-      <w:pPr>
-        <w:pStyle w:val="ListParagraph"/>
+      <w:proofErr w:type="gramEnd"/>
+    </w:p>
+    <w:p>
+      <w:pPr>
+        <w:pStyle w:val="Prrafodelista"/>
         <w:numPr>
           <w:ilvl w:val="0"/>
           <w:numId w:val="13"/>
@@ -2227,6 +2295,7 @@
           <w:rFonts w:ascii="Arial" w:hAnsi="Arial" w:cs="Arial"/>
         </w:rPr>
       </w:pPr>
+      <w:proofErr w:type="gramStart"/>
       <w:r>
         <w:rPr>
           <w:rFonts w:ascii="Arial" w:hAnsi="Arial" w:cs="Arial"/>
@@ -2259,10 +2328,11 @@
         </w:rPr>
         <w:t xml:space="preserve"> ?</w:t>
       </w:r>
-    </w:p>
-    <w:p>
-      <w:pPr>
-        <w:pStyle w:val="ListParagraph"/>
+      <w:proofErr w:type="gramEnd"/>
+    </w:p>
+    <w:p>
+      <w:pPr>
+        <w:pStyle w:val="Prrafodelista"/>
         <w:numPr>
           <w:ilvl w:val="0"/>
           <w:numId w:val="13"/>
@@ -2501,7 +2571,7 @@
                                     </pic:cNvPicPr>
                                   </pic:nvPicPr>
                                   <pic:blipFill>
-                                    <a:blip r:embed="rId6">
+                                    <a:blip r:embed="rId7">
                                       <a:extLst>
                                         <a:ext uri="{28A0092B-C50C-407E-A947-70E740481C1C}">
                                           <a14:useLocalDpi xmlns:a14="http://schemas.microsoft.com/office/drawing/2010/main" val="0"/>
@@ -2556,7 +2626,7 @@
     </w:p>
     <w:p>
       <w:pPr>
-        <w:pStyle w:val="ListParagraph"/>
+        <w:pStyle w:val="Prrafodelista"/>
         <w:numPr>
           <w:ilvl w:val="0"/>
           <w:numId w:val="13"/>
@@ -2727,6 +2797,7 @@
           <w:szCs w:val="24"/>
         </w:rPr>
       </w:pPr>
+      <w:proofErr w:type="gramStart"/>
       <w:r>
         <w:rPr>
           <w:rFonts w:ascii="Arial" w:hAnsi="Arial" w:cs="Arial"/>
@@ -2735,9 +2806,9 @@
           <w:sz w:val="24"/>
           <w:szCs w:val="24"/>
         </w:rPr>
-        <w:t xml:space="preserve">Una set </w:t>
-      </w:r>
-      <w:proofErr w:type="spellStart"/>
+        <w:t>Una set</w:t>
+      </w:r>
+      <w:proofErr w:type="gramEnd"/>
       <w:r>
         <w:rPr>
           <w:rFonts w:ascii="Arial" w:hAnsi="Arial" w:cs="Arial"/>
@@ -2746,9 +2817,9 @@
           <w:sz w:val="24"/>
           <w:szCs w:val="24"/>
         </w:rPr>
-        <w:t>precedence</w:t>
-      </w:r>
-      <w:proofErr w:type="spellEnd"/>
+        <w:t xml:space="preserve"> </w:t>
+      </w:r>
+      <w:proofErr w:type="spellStart"/>
       <w:r>
         <w:rPr>
           <w:rFonts w:ascii="Arial" w:hAnsi="Arial" w:cs="Arial"/>
@@ -2757,7 +2828,40 @@
           <w:sz w:val="24"/>
           <w:szCs w:val="24"/>
         </w:rPr>
-        <w:t xml:space="preserve"> 5 indica una alta prioridad, pero no la más alta. Esto significa que en caso de congestión de red, los paquetes con precedencia 5 serán tratados con más preferencia que aquellos con precedencia inferior (0-4), pero con menor preferencia que los paquetes con precedencia 6 y 7.</w:t>
+        <w:t>precedence</w:t>
+      </w:r>
+      <w:proofErr w:type="spellEnd"/>
+      <w:r>
+        <w:rPr>
+          <w:rFonts w:ascii="Arial" w:hAnsi="Arial" w:cs="Arial"/>
+          <w:b/>
+          <w:bCs/>
+          <w:sz w:val="24"/>
+          <w:szCs w:val="24"/>
+        </w:rPr>
+        <w:t xml:space="preserve"> 5 indica una alta prioridad, pero no la más alta. Esto significa </w:t>
+      </w:r>
+      <w:proofErr w:type="gramStart"/>
+      <w:r>
+        <w:rPr>
+          <w:rFonts w:ascii="Arial" w:hAnsi="Arial" w:cs="Arial"/>
+          <w:b/>
+          <w:bCs/>
+          <w:sz w:val="24"/>
+          <w:szCs w:val="24"/>
+        </w:rPr>
+        <w:t>que</w:t>
+      </w:r>
+      <w:proofErr w:type="gramEnd"/>
+      <w:r>
+        <w:rPr>
+          <w:rFonts w:ascii="Arial" w:hAnsi="Arial" w:cs="Arial"/>
+          <w:b/>
+          <w:bCs/>
+          <w:sz w:val="24"/>
+          <w:szCs w:val="24"/>
+        </w:rPr>
+        <w:t xml:space="preserve"> en caso de congestión de red, los paquetes con precedencia 5 serán tratados con más preferencia que aquellos con precedencia inferior (0-4), pero con menor preferencia que los paquetes con precedencia 6 y 7.</w:t>
       </w:r>
     </w:p>
     <w:p>
@@ -2830,9 +2934,9 @@
           <w:sz w:val="24"/>
           <w:szCs w:val="24"/>
         </w:rPr>
-        <w:t xml:space="preserve">La precedencia IP, y por lo tanto, la set </w:t>
-      </w:r>
-      <w:proofErr w:type="spellStart"/>
+        <w:t xml:space="preserve">La precedencia IP, </w:t>
+      </w:r>
+      <w:proofErr w:type="gramStart"/>
       <w:r>
         <w:rPr>
           <w:rFonts w:ascii="Arial" w:hAnsi="Arial" w:cs="Arial"/>
@@ -2841,9 +2945,9 @@
           <w:sz w:val="24"/>
           <w:szCs w:val="24"/>
         </w:rPr>
-        <w:t>precedence</w:t>
-      </w:r>
-      <w:proofErr w:type="spellEnd"/>
+        <w:t>y</w:t>
+      </w:r>
+      <w:proofErr w:type="gramEnd"/>
       <w:r>
         <w:rPr>
           <w:rFonts w:ascii="Arial" w:hAnsi="Arial" w:cs="Arial"/>
@@ -2852,6 +2956,50 @@
           <w:sz w:val="24"/>
           <w:szCs w:val="24"/>
         </w:rPr>
+        <w:t xml:space="preserve"> por lo tanto, </w:t>
+      </w:r>
+      <w:proofErr w:type="gramStart"/>
+      <w:r>
+        <w:rPr>
+          <w:rFonts w:ascii="Arial" w:hAnsi="Arial" w:cs="Arial"/>
+          <w:b/>
+          <w:bCs/>
+          <w:sz w:val="24"/>
+          <w:szCs w:val="24"/>
+        </w:rPr>
+        <w:t>la set</w:t>
+      </w:r>
+      <w:proofErr w:type="gramEnd"/>
+      <w:r>
+        <w:rPr>
+          <w:rFonts w:ascii="Arial" w:hAnsi="Arial" w:cs="Arial"/>
+          <w:b/>
+          <w:bCs/>
+          <w:sz w:val="24"/>
+          <w:szCs w:val="24"/>
+        </w:rPr>
+        <w:t xml:space="preserve"> </w:t>
+      </w:r>
+      <w:proofErr w:type="spellStart"/>
+      <w:r>
+        <w:rPr>
+          <w:rFonts w:ascii="Arial" w:hAnsi="Arial" w:cs="Arial"/>
+          <w:b/>
+          <w:bCs/>
+          <w:sz w:val="24"/>
+          <w:szCs w:val="24"/>
+        </w:rPr>
+        <w:t>precedence</w:t>
+      </w:r>
+      <w:proofErr w:type="spellEnd"/>
+      <w:r>
+        <w:rPr>
+          <w:rFonts w:ascii="Arial" w:hAnsi="Arial" w:cs="Arial"/>
+          <w:b/>
+          <w:bCs/>
+          <w:sz w:val="24"/>
+          <w:szCs w:val="24"/>
+        </w:rPr>
         <w:t xml:space="preserve"> 5, se utiliza como una forma de gestionar el tráfico de red y priorizar ciertos tipos de tráfico, como el tráfico de voz o video, que pueden ser más sensibles a la latencia o a la pérdida de paquetes. </w:t>
       </w:r>
     </w:p>
@@ -2869,7 +3017,7 @@
     </w:p>
     <w:p>
       <w:pPr>
-        <w:pStyle w:val="ListParagraph"/>
+        <w:pStyle w:val="Prrafodelista"/>
         <w:numPr>
           <w:ilvl w:val="0"/>
           <w:numId w:val="24"/>
@@ -2894,7 +3042,7 @@
     </w:p>
     <w:p>
       <w:pPr>
-        <w:pStyle w:val="ListParagraph"/>
+        <w:pStyle w:val="Prrafodelista"/>
         <w:spacing w:after="0" w:line="300" w:lineRule="exact"/>
         <w:ind w:left="360"/>
         <w:rPr>
@@ -2907,7 +3055,7 @@
     </w:p>
     <w:p>
       <w:pPr>
-        <w:pStyle w:val="ListParagraph"/>
+        <w:pStyle w:val="Prrafodelista"/>
         <w:numPr>
           <w:ilvl w:val="0"/>
           <w:numId w:val="27"/>
@@ -2923,8 +3071,17 @@
           <w:rFonts w:ascii="Arial" w:hAnsi="Arial" w:cs="Arial"/>
           <w:lang w:val="es-419"/>
         </w:rPr>
-        <w:t>Aplique o habilite esta política en la interface</w:t>
-      </w:r>
+        <w:t xml:space="preserve">Aplique o habilite esta política en la </w:t>
+      </w:r>
+      <w:proofErr w:type="gramStart"/>
+      <w:r>
+        <w:rPr>
+          <w:rFonts w:ascii="Arial" w:hAnsi="Arial" w:cs="Arial"/>
+          <w:lang w:val="es-419"/>
+        </w:rPr>
+        <w:t>interface</w:t>
+      </w:r>
+      <w:proofErr w:type="gramEnd"/>
       <w:r>
         <w:rPr>
           <w:rFonts w:ascii="Arial" w:hAnsi="Arial" w:cs="Arial"/>
@@ -3019,7 +3176,7 @@
     </w:p>
     <w:p>
       <w:pPr>
-        <w:pStyle w:val="ListParagraph"/>
+        <w:pStyle w:val="Prrafodelista"/>
         <w:spacing w:after="0" w:line="300" w:lineRule="exact"/>
         <w:ind w:left="360"/>
         <w:jc w:val="both"/>
@@ -3226,7 +3383,7 @@
     </w:p>
     <w:p>
       <w:pPr>
-        <w:pStyle w:val="ListParagraph"/>
+        <w:pStyle w:val="Prrafodelista"/>
         <w:numPr>
           <w:ilvl w:val="0"/>
           <w:numId w:val="24"/>
@@ -3262,7 +3419,7 @@
     </w:p>
     <w:p>
       <w:pPr>
-        <w:pStyle w:val="ListParagraph"/>
+        <w:pStyle w:val="Prrafodelista"/>
         <w:numPr>
           <w:ilvl w:val="0"/>
           <w:numId w:val="21"/>
@@ -3315,7 +3472,7 @@
     </w:p>
     <w:p>
       <w:pPr>
-        <w:pStyle w:val="ListParagraph"/>
+        <w:pStyle w:val="Prrafodelista"/>
         <w:numPr>
           <w:ilvl w:val="0"/>
           <w:numId w:val="21"/>
@@ -3349,7 +3506,7 @@
           <w:b/>
           <w:bCs/>
         </w:rPr>
-        <w:t>mapas de clase</w:t>
+        <w:t>mapa de clase</w:t>
       </w:r>
       <w:r>
         <w:rPr>
@@ -3466,7 +3623,7 @@
                                           </pic:cNvPicPr>
                                         </pic:nvPicPr>
                                         <pic:blipFill>
-                                          <a:blip r:embed="rId7">
+                                          <a:blip r:embed="rId8">
                                             <a:extLst>
                                               <a:ext uri="{28A0092B-C50C-407E-A947-70E740481C1C}">
                                                 <a14:useLocalDpi xmlns:a14="http://schemas.microsoft.com/office/drawing/2010/main" val="0"/>
@@ -3543,7 +3700,7 @@
                                     </pic:cNvPicPr>
                                   </pic:nvPicPr>
                                   <pic:blipFill>
-                                    <a:blip r:embed="rId7">
+                                    <a:blip r:embed="rId9">
                                       <a:extLst>
                                         <a:ext uri="{28A0092B-C50C-407E-A947-70E740481C1C}">
                                           <a14:useLocalDpi xmlns:a14="http://schemas.microsoft.com/office/drawing/2010/main" val="0"/>
@@ -3608,7 +3765,7 @@
     </w:p>
     <w:p>
       <w:pPr>
-        <w:pStyle w:val="ListParagraph"/>
+        <w:pStyle w:val="Prrafodelista"/>
         <w:numPr>
           <w:ilvl w:val="0"/>
           <w:numId w:val="21"/>
@@ -3663,7 +3820,7 @@
     </w:p>
     <w:p>
       <w:pPr>
-        <w:pStyle w:val="ListParagraph"/>
+        <w:pStyle w:val="Prrafodelista"/>
         <w:numPr>
           <w:ilvl w:val="0"/>
           <w:numId w:val="21"/>
@@ -3673,6 +3830,7 @@
           <w:rFonts w:ascii="Arial" w:hAnsi="Arial" w:cs="Arial"/>
         </w:rPr>
       </w:pPr>
+      <w:proofErr w:type="gramStart"/>
       <w:r>
         <w:rPr>
           <w:rFonts w:ascii="Arial" w:hAnsi="Arial" w:cs="Arial"/>
@@ -3697,6 +3855,7 @@
         </w:rPr>
         <w:t xml:space="preserve"> ?</w:t>
       </w:r>
+      <w:proofErr w:type="gramEnd"/>
     </w:p>
     <w:p>
       <w:pPr>
@@ -3787,7 +3946,7 @@
                                           </pic:cNvPicPr>
                                         </pic:nvPicPr>
                                         <pic:blipFill>
-                                          <a:blip r:embed="rId8">
+                                          <a:blip r:embed="rId10">
                                             <a:extLst>
                                               <a:ext uri="{28A0092B-C50C-407E-A947-70E740481C1C}">
                                                 <a14:useLocalDpi xmlns:a14="http://schemas.microsoft.com/office/drawing/2010/main" val="0"/>
@@ -3864,7 +4023,7 @@
                                     </pic:cNvPicPr>
                                   </pic:nvPicPr>
                                   <pic:blipFill>
-                                    <a:blip r:embed="rId8">
+                                    <a:blip r:embed="rId11">
                                       <a:extLst>
                                         <a:ext uri="{28A0092B-C50C-407E-A947-70E740481C1C}">
                                           <a14:useLocalDpi xmlns:a14="http://schemas.microsoft.com/office/drawing/2010/main" val="0"/>
@@ -3931,7 +4090,7 @@
     </w:p>
     <w:p>
       <w:pPr>
-        <w:pStyle w:val="ListParagraph"/>
+        <w:pStyle w:val="Prrafodelista"/>
         <w:spacing w:after="0" w:line="240" w:lineRule="auto"/>
         <w:rPr>
           <w:rFonts w:ascii="Arial" w:hAnsi="Arial" w:cs="Arial"/>
@@ -3940,7 +4099,7 @@
     </w:p>
     <w:p>
       <w:pPr>
-        <w:pStyle w:val="ListParagraph"/>
+        <w:pStyle w:val="Prrafodelista"/>
         <w:numPr>
           <w:ilvl w:val="0"/>
           <w:numId w:val="21"/>
@@ -3970,7 +4129,7 @@
     </w:p>
     <w:p>
       <w:pPr>
-        <w:pStyle w:val="ListParagraph"/>
+        <w:pStyle w:val="Prrafodelista"/>
         <w:numPr>
           <w:ilvl w:val="1"/>
           <w:numId w:val="21"/>
@@ -4047,7 +4206,7 @@
     </w:p>
     <w:p>
       <w:pPr>
-        <w:pStyle w:val="ListParagraph"/>
+        <w:pStyle w:val="Prrafodelista"/>
         <w:numPr>
           <w:ilvl w:val="1"/>
           <w:numId w:val="21"/>
@@ -4151,7 +4310,7 @@
     </w:p>
     <w:p>
       <w:pPr>
-        <w:pStyle w:val="ListParagraph"/>
+        <w:pStyle w:val="Prrafodelista"/>
         <w:numPr>
           <w:ilvl w:val="0"/>
           <w:numId w:val="21"/>
@@ -4308,7 +4467,7 @@
                                           </pic:cNvPicPr>
                                         </pic:nvPicPr>
                                         <pic:blipFill>
-                                          <a:blip r:embed="rId9">
+                                          <a:blip r:embed="rId12">
                                             <a:extLst>
                                               <a:ext uri="{28A0092B-C50C-407E-A947-70E740481C1C}">
                                                 <a14:useLocalDpi xmlns:a14="http://schemas.microsoft.com/office/drawing/2010/main" val="0"/>
@@ -4385,7 +4544,7 @@
                                     </pic:cNvPicPr>
                                   </pic:nvPicPr>
                                   <pic:blipFill>
-                                    <a:blip r:embed="rId9">
+                                    <a:blip r:embed="rId13">
                                       <a:extLst>
                                         <a:ext uri="{28A0092B-C50C-407E-A947-70E740481C1C}">
                                           <a14:useLocalDpi xmlns:a14="http://schemas.microsoft.com/office/drawing/2010/main" val="0"/>
@@ -4472,7 +4631,7 @@
     </w:p>
     <w:p>
       <w:pPr>
-        <w:pStyle w:val="ListParagraph"/>
+        <w:pStyle w:val="Prrafodelista"/>
         <w:numPr>
           <w:ilvl w:val="0"/>
           <w:numId w:val="21"/>
@@ -4518,8 +4677,16 @@
         <w:rPr>
           <w:rFonts w:ascii="Arial" w:hAnsi="Arial" w:cs="Arial"/>
         </w:rPr>
-        <w:t xml:space="preserve"> la interface</w:t>
-      </w:r>
+        <w:t xml:space="preserve"> la </w:t>
+      </w:r>
+      <w:proofErr w:type="gramStart"/>
+      <w:r>
+        <w:rPr>
+          <w:rFonts w:ascii="Arial" w:hAnsi="Arial" w:cs="Arial"/>
+        </w:rPr>
+        <w:t>interface</w:t>
+      </w:r>
+      <w:proofErr w:type="gramEnd"/>
       <w:r>
         <w:rPr>
           <w:rFonts w:ascii="Arial" w:hAnsi="Arial" w:cs="Arial"/>
@@ -4657,7 +4824,7 @@
                                           </pic:cNvPicPr>
                                         </pic:nvPicPr>
                                         <pic:blipFill>
-                                          <a:blip r:embed="rId10">
+                                          <a:blip r:embed="rId14">
                                             <a:extLst>
                                               <a:ext uri="{28A0092B-C50C-407E-A947-70E740481C1C}">
                                                 <a14:useLocalDpi xmlns:a14="http://schemas.microsoft.com/office/drawing/2010/main" val="0"/>
@@ -4734,7 +4901,7 @@
                                     </pic:cNvPicPr>
                                   </pic:nvPicPr>
                                   <pic:blipFill>
-                                    <a:blip r:embed="rId10">
+                                    <a:blip r:embed="rId15">
                                       <a:extLst>
                                         <a:ext uri="{28A0092B-C50C-407E-A947-70E740481C1C}">
                                           <a14:useLocalDpi xmlns:a14="http://schemas.microsoft.com/office/drawing/2010/main" val="0"/>
@@ -4860,6 +5027,7 @@
           <w:rFonts w:ascii="Arial" w:hAnsi="Arial" w:cs="Arial"/>
           <w:b/>
           <w:bCs/>
+          <w:noProof/>
           <w:lang w:val="es-419"/>
         </w:rPr>
         <w:drawing>
@@ -4878,7 +5046,7 @@
                     <pic:cNvPicPr/>
                   </pic:nvPicPr>
                   <pic:blipFill>
-                    <a:blip r:embed="rId11"/>
+                    <a:blip r:embed="rId16"/>
                     <a:stretch>
                       <a:fillRect/>
                     </a:stretch>
@@ -5045,7 +5213,7 @@
     </w:p>
     <w:p>
       <w:pPr>
-        <w:pStyle w:val="ListParagraph"/>
+        <w:pStyle w:val="Prrafodelista"/>
         <w:numPr>
           <w:ilvl w:val="0"/>
           <w:numId w:val="24"/>
@@ -5268,7 +5436,7 @@
                                           <pic:cNvPicPr/>
                                         </pic:nvPicPr>
                                         <pic:blipFill>
-                                          <a:blip r:embed="rId12"/>
+                                          <a:blip r:embed="rId17"/>
                                           <a:stretch>
                                             <a:fillRect/>
                                           </a:stretch>
@@ -5337,7 +5505,7 @@
                                     <pic:cNvPicPr/>
                                   </pic:nvPicPr>
                                   <pic:blipFill>
-                                    <a:blip r:embed="rId12"/>
+                                    <a:blip r:embed="rId18"/>
                                     <a:stretch>
                                       <a:fillRect/>
                                     </a:stretch>
@@ -5554,7 +5722,7 @@
     </w:p>
     <w:p>
       <w:pPr>
-        <w:pStyle w:val="ListParagraph"/>
+        <w:pStyle w:val="Prrafodelista"/>
         <w:numPr>
           <w:ilvl w:val="0"/>
           <w:numId w:val="24"/>
@@ -5599,7 +5767,7 @@
     </w:p>
     <w:p>
       <w:pPr>
-        <w:pStyle w:val="ListParagraph"/>
+        <w:pStyle w:val="Prrafodelista"/>
         <w:numPr>
           <w:ilvl w:val="0"/>
           <w:numId w:val="21"/>
@@ -5653,7 +5821,7 @@
     </w:p>
     <w:p>
       <w:pPr>
-        <w:pStyle w:val="ListParagraph"/>
+        <w:pStyle w:val="Prrafodelista"/>
         <w:numPr>
           <w:ilvl w:val="0"/>
           <w:numId w:val="21"/>
@@ -5738,7 +5906,7 @@
                                           <pic:cNvPicPr/>
                                         </pic:nvPicPr>
                                         <pic:blipFill>
-                                          <a:blip r:embed="rId13"/>
+                                          <a:blip r:embed="rId19"/>
                                           <a:stretch>
                                             <a:fillRect/>
                                           </a:stretch>
@@ -5802,7 +5970,7 @@
                                     <pic:cNvPicPr/>
                                   </pic:nvPicPr>
                                   <pic:blipFill>
-                                    <a:blip r:embed="rId13"/>
+                                    <a:blip r:embed="rId20"/>
                                     <a:stretch>
                                       <a:fillRect/>
                                     </a:stretch>
@@ -5957,7 +6125,7 @@
     </w:p>
     <w:p>
       <w:pPr>
-        <w:pStyle w:val="ListParagraph"/>
+        <w:pStyle w:val="Prrafodelista"/>
         <w:numPr>
           <w:ilvl w:val="0"/>
           <w:numId w:val="21"/>
@@ -5979,7 +6147,7 @@
     </w:p>
     <w:p>
       <w:pPr>
-        <w:pStyle w:val="ListParagraph"/>
+        <w:pStyle w:val="Prrafodelista"/>
         <w:numPr>
           <w:ilvl w:val="0"/>
           <w:numId w:val="21"/>
@@ -6008,7 +6176,7 @@
     </w:p>
     <w:p>
       <w:pPr>
-        <w:pStyle w:val="ListParagraph"/>
+        <w:pStyle w:val="Prrafodelista"/>
         <w:numPr>
           <w:ilvl w:val="0"/>
           <w:numId w:val="21"/>
@@ -6201,7 +6369,7 @@
     </w:p>
     <w:p>
       <w:pPr>
-        <w:pStyle w:val="ListParagraph"/>
+        <w:pStyle w:val="Prrafodelista"/>
         <w:numPr>
           <w:ilvl w:val="0"/>
           <w:numId w:val="28"/>
@@ -6277,7 +6445,7 @@
     </w:p>
     <w:p>
       <w:pPr>
-        <w:pStyle w:val="ListParagraph"/>
+        <w:pStyle w:val="Prrafodelista"/>
         <w:numPr>
           <w:ilvl w:val="0"/>
           <w:numId w:val="25"/>
@@ -6375,7 +6543,7 @@
     </w:p>
     <w:p>
       <w:pPr>
-        <w:pStyle w:val="ListParagraph"/>
+        <w:pStyle w:val="Prrafodelista"/>
         <w:spacing w:after="0" w:line="300" w:lineRule="exact"/>
         <w:jc w:val="both"/>
         <w:rPr>
@@ -6445,7 +6613,7 @@
     </w:p>
     <w:p>
       <w:pPr>
-        <w:pStyle w:val="ListParagraph"/>
+        <w:pStyle w:val="Prrafodelista"/>
         <w:numPr>
           <w:ilvl w:val="0"/>
           <w:numId w:val="28"/>
@@ -6490,7 +6658,7 @@
     </w:p>
     <w:p>
       <w:pPr>
-        <w:pStyle w:val="ListParagraph"/>
+        <w:pStyle w:val="Prrafodelista"/>
         <w:spacing w:after="0" w:line="300" w:lineRule="exact"/>
         <w:ind w:left="360"/>
         <w:rPr>
@@ -6503,7 +6671,7 @@
     </w:p>
     <w:p>
       <w:pPr>
-        <w:pStyle w:val="ListParagraph"/>
+        <w:pStyle w:val="Prrafodelista"/>
         <w:numPr>
           <w:ilvl w:val="0"/>
           <w:numId w:val="31"/>
@@ -6611,7 +6779,7 @@
     </w:p>
     <w:p>
       <w:pPr>
-        <w:pStyle w:val="ListParagraph"/>
+        <w:pStyle w:val="Prrafodelista"/>
         <w:spacing w:after="0" w:line="300" w:lineRule="exact"/>
         <w:rPr>
           <w:rFonts w:ascii="Arial" w:hAnsi="Arial" w:cs="Arial"/>
@@ -6735,7 +6903,7 @@
     </w:p>
     <w:p>
       <w:pPr>
-        <w:pStyle w:val="ListParagraph"/>
+        <w:pStyle w:val="Prrafodelista"/>
         <w:numPr>
           <w:ilvl w:val="1"/>
           <w:numId w:val="25"/>
@@ -6812,7 +6980,23 @@
           <w:rFonts w:ascii="Arial" w:hAnsi="Arial" w:cs="Arial"/>
           <w:lang w:val="es-419"/>
         </w:rPr>
-        <w:t xml:space="preserve"> y  vamos a apartar </w:t>
+        <w:t xml:space="preserve"> </w:t>
+      </w:r>
+      <w:proofErr w:type="gramStart"/>
+      <w:r>
+        <w:rPr>
+          <w:rFonts w:ascii="Arial" w:hAnsi="Arial" w:cs="Arial"/>
+          <w:lang w:val="es-419"/>
+        </w:rPr>
+        <w:t>y  vamos</w:t>
+      </w:r>
+      <w:proofErr w:type="gramEnd"/>
+      <w:r>
+        <w:rPr>
+          <w:rFonts w:ascii="Arial" w:hAnsi="Arial" w:cs="Arial"/>
+          <w:lang w:val="es-419"/>
+        </w:rPr>
+        <w:t xml:space="preserve"> a apartar </w:t>
       </w:r>
       <w:r>
         <w:rPr>
@@ -6856,7 +7040,7 @@
     </w:p>
     <w:p>
       <w:pPr>
-        <w:pStyle w:val="ListParagraph"/>
+        <w:pStyle w:val="Prrafodelista"/>
         <w:numPr>
           <w:ilvl w:val="1"/>
           <w:numId w:val="25"/>
@@ -6878,7 +7062,7 @@
     </w:p>
     <w:p>
       <w:pPr>
-        <w:pStyle w:val="ListParagraph"/>
+        <w:pStyle w:val="Prrafodelista"/>
         <w:numPr>
           <w:ilvl w:val="1"/>
           <w:numId w:val="25"/>
@@ -6997,7 +7181,7 @@
     </w:p>
     <w:p>
       <w:pPr>
-        <w:pStyle w:val="ListParagraph"/>
+        <w:pStyle w:val="Prrafodelista"/>
         <w:numPr>
           <w:ilvl w:val="0"/>
           <w:numId w:val="31"/>
@@ -7108,7 +7292,7 @@
     </w:p>
     <w:p>
       <w:pPr>
-        <w:pStyle w:val="ListParagraph"/>
+        <w:pStyle w:val="Prrafodelista"/>
         <w:spacing w:after="0" w:line="300" w:lineRule="exact"/>
         <w:jc w:val="both"/>
         <w:rPr>
@@ -7155,6 +7339,7 @@
           <w:lang w:val="en-US"/>
         </w:rPr>
       </w:pPr>
+      <w:proofErr w:type="gramStart"/>
       <w:r>
         <w:rPr>
           <w:rFonts w:ascii="Arial" w:hAnsi="Arial" w:cs="Arial"/>
@@ -7166,6 +7351,7 @@
         </w:rPr>
         <w:t>fair-queue</w:t>
       </w:r>
+      <w:proofErr w:type="gramEnd"/>
     </w:p>
     <w:p>
       <w:pPr>
@@ -7181,7 +7367,7 @@
     </w:p>
     <w:p>
       <w:pPr>
-        <w:pStyle w:val="ListParagraph"/>
+        <w:pStyle w:val="Prrafodelista"/>
         <w:numPr>
           <w:ilvl w:val="0"/>
           <w:numId w:val="25"/>
@@ -7419,7 +7605,7 @@
     </w:p>
     <w:p>
       <w:pPr>
-        <w:pStyle w:val="ListParagraph"/>
+        <w:pStyle w:val="Prrafodelista"/>
         <w:numPr>
           <w:ilvl w:val="0"/>
           <w:numId w:val="28"/>
@@ -7445,7 +7631,7 @@
     </w:p>
     <w:p>
       <w:pPr>
-        <w:pStyle w:val="ListParagraph"/>
+        <w:pStyle w:val="Prrafodelista"/>
         <w:spacing w:after="0" w:line="300" w:lineRule="exact"/>
         <w:ind w:left="360"/>
         <w:rPr>
@@ -7458,7 +7644,7 @@
     </w:p>
     <w:p>
       <w:pPr>
-        <w:pStyle w:val="ListParagraph"/>
+        <w:pStyle w:val="Prrafodelista"/>
         <w:numPr>
           <w:ilvl w:val="0"/>
           <w:numId w:val="27"/>
@@ -7502,7 +7688,7 @@
     </w:p>
     <w:p>
       <w:pPr>
-        <w:pStyle w:val="ListParagraph"/>
+        <w:pStyle w:val="Prrafodelista"/>
         <w:spacing w:after="0" w:line="240" w:lineRule="auto"/>
         <w:rPr>
           <w:rFonts w:ascii="Arial" w:hAnsi="Arial" w:cs="Arial"/>
@@ -7573,7 +7759,7 @@
     </w:p>
     <w:p>
       <w:pPr>
-        <w:pStyle w:val="ListParagraph"/>
+        <w:pStyle w:val="Prrafodelista"/>
         <w:spacing w:after="0" w:line="240" w:lineRule="auto"/>
         <w:rPr>
           <w:rFonts w:cstheme="minorHAnsi"/>
@@ -7585,7 +7771,7 @@
     </w:p>
     <w:p>
       <w:pPr>
-        <w:pStyle w:val="ListParagraph"/>
+        <w:pStyle w:val="Prrafodelista"/>
         <w:numPr>
           <w:ilvl w:val="0"/>
           <w:numId w:val="27"/>
@@ -7605,7 +7791,7 @@
     </w:p>
     <w:p>
       <w:pPr>
-        <w:pStyle w:val="ListParagraph"/>
+        <w:pStyle w:val="Prrafodelista"/>
         <w:spacing w:after="0" w:line="240" w:lineRule="auto"/>
         <w:rPr>
           <w:rFonts w:ascii="Arial" w:hAnsi="Arial" w:cs="Arial"/>
@@ -7615,7 +7801,7 @@
     </w:p>
     <w:p>
       <w:pPr>
-        <w:pStyle w:val="ListParagraph"/>
+        <w:pStyle w:val="Prrafodelista"/>
         <w:numPr>
           <w:ilvl w:val="0"/>
           <w:numId w:val="28"/>
@@ -7651,7 +7837,7 @@
     </w:p>
     <w:p>
       <w:pPr>
-        <w:pStyle w:val="ListParagraph"/>
+        <w:pStyle w:val="Prrafodelista"/>
         <w:numPr>
           <w:ilvl w:val="0"/>
           <w:numId w:val="25"/>
@@ -7700,7 +7886,7 @@
     </w:p>
     <w:p>
       <w:pPr>
-        <w:pStyle w:val="ListParagraph"/>
+        <w:pStyle w:val="Prrafodelista"/>
         <w:numPr>
           <w:ilvl w:val="0"/>
           <w:numId w:val="25"/>
@@ -7820,7 +8006,7 @@
                                           </pic:cNvPicPr>
                                         </pic:nvPicPr>
                                         <pic:blipFill>
-                                          <a:blip r:embed="rId14">
+                                          <a:blip r:embed="rId21">
                                             <a:extLst>
                                               <a:ext uri="{28A0092B-C50C-407E-A947-70E740481C1C}">
                                                 <a14:useLocalDpi xmlns:a14="http://schemas.microsoft.com/office/drawing/2010/main" val="0"/>
@@ -7897,7 +8083,7 @@
                                     </pic:cNvPicPr>
                                   </pic:nvPicPr>
                                   <pic:blipFill>
-                                    <a:blip r:embed="rId14">
+                                    <a:blip r:embed="rId22">
                                       <a:extLst>
                                         <a:ext uri="{28A0092B-C50C-407E-A947-70E740481C1C}">
                                           <a14:useLocalDpi xmlns:a14="http://schemas.microsoft.com/office/drawing/2010/main" val="0"/>
@@ -7990,7 +8176,7 @@
     </w:p>
     <w:p>
       <w:pPr>
-        <w:pStyle w:val="ListParagraph"/>
+        <w:pStyle w:val="Prrafodelista"/>
         <w:numPr>
           <w:ilvl w:val="0"/>
           <w:numId w:val="30"/>
@@ -8012,7 +8198,7 @@
     </w:p>
     <w:p>
       <w:pPr>
-        <w:pStyle w:val="ListParagraph"/>
+        <w:pStyle w:val="Prrafodelista"/>
         <w:numPr>
           <w:ilvl w:val="0"/>
           <w:numId w:val="30"/>
@@ -8073,7 +8259,7 @@
     </w:p>
     <w:p>
       <w:pPr>
-        <w:pStyle w:val="ListParagraph"/>
+        <w:pStyle w:val="Prrafodelista"/>
         <w:ind w:left="1080"/>
         <w:rPr>
           <w:rFonts w:ascii="Arial" w:hAnsi="Arial" w:cs="Arial"/>
@@ -8083,7 +8269,7 @@
     </w:p>
     <w:p>
       <w:pPr>
-        <w:pStyle w:val="ListParagraph"/>
+        <w:pStyle w:val="Prrafodelista"/>
         <w:numPr>
           <w:ilvl w:val="0"/>
           <w:numId w:val="25"/>
@@ -8222,7 +8408,7 @@
                                           </pic:cNvPicPr>
                                         </pic:nvPicPr>
                                         <pic:blipFill>
-                                          <a:blip r:embed="rId15">
+                                          <a:blip r:embed="rId23">
                                             <a:extLst>
                                               <a:ext uri="{28A0092B-C50C-407E-A947-70E740481C1C}">
                                                 <a14:useLocalDpi xmlns:a14="http://schemas.microsoft.com/office/drawing/2010/main" val="0"/>
@@ -8299,7 +8485,7 @@
                                     </pic:cNvPicPr>
                                   </pic:nvPicPr>
                                   <pic:blipFill>
-                                    <a:blip r:embed="rId15">
+                                    <a:blip r:embed="rId24">
                                       <a:extLst>
                                         <a:ext uri="{28A0092B-C50C-407E-A947-70E740481C1C}">
                                           <a14:useLocalDpi xmlns:a14="http://schemas.microsoft.com/office/drawing/2010/main" val="0"/>
@@ -8432,7 +8618,7 @@
     </w:p>
     <w:p>
       <w:pPr>
-        <w:pStyle w:val="ListParagraph"/>
+        <w:pStyle w:val="Prrafodelista"/>
         <w:numPr>
           <w:ilvl w:val="0"/>
           <w:numId w:val="30"/>
@@ -8470,7 +8656,7 @@
     </w:p>
     <w:p>
       <w:pPr>
-        <w:pStyle w:val="ListParagraph"/>
+        <w:pStyle w:val="Prrafodelista"/>
         <w:numPr>
           <w:ilvl w:val="0"/>
           <w:numId w:val="30"/>
@@ -8524,7 +8710,7 @@
     </w:p>
     <w:p>
       <w:pPr>
-        <w:pStyle w:val="ListParagraph"/>
+        <w:pStyle w:val="Prrafodelista"/>
         <w:numPr>
           <w:ilvl w:val="0"/>
           <w:numId w:val="30"/>
@@ -8572,7 +8758,7 @@
     </w:p>
     <w:p>
       <w:pPr>
-        <w:pStyle w:val="ListParagraph"/>
+        <w:pStyle w:val="Prrafodelista"/>
         <w:numPr>
           <w:ilvl w:val="0"/>
           <w:numId w:val="21"/>
@@ -8618,8 +8804,16 @@
         <w:rPr>
           <w:rFonts w:ascii="Arial" w:hAnsi="Arial" w:cs="Arial"/>
         </w:rPr>
-        <w:t xml:space="preserve"> la interface</w:t>
-      </w:r>
+        <w:t xml:space="preserve"> la </w:t>
+      </w:r>
+      <w:proofErr w:type="gramStart"/>
+      <w:r>
+        <w:rPr>
+          <w:rFonts w:ascii="Arial" w:hAnsi="Arial" w:cs="Arial"/>
+        </w:rPr>
+        <w:t>interface</w:t>
+      </w:r>
+      <w:proofErr w:type="gramEnd"/>
       <w:r>
         <w:rPr>
           <w:rFonts w:ascii="Arial" w:hAnsi="Arial" w:cs="Arial"/>
@@ -8739,7 +8933,7 @@
                                           </pic:cNvPicPr>
                                         </pic:nvPicPr>
                                         <pic:blipFill>
-                                          <a:blip r:embed="rId16">
+                                          <a:blip r:embed="rId25">
                                             <a:extLst>
                                               <a:ext uri="{28A0092B-C50C-407E-A947-70E740481C1C}">
                                                 <a14:useLocalDpi xmlns:a14="http://schemas.microsoft.com/office/drawing/2010/main" val="0"/>
@@ -8816,7 +9010,7 @@
                                     </pic:cNvPicPr>
                                   </pic:nvPicPr>
                                   <pic:blipFill>
-                                    <a:blip r:embed="rId16">
+                                    <a:blip r:embed="rId26">
                                       <a:extLst>
                                         <a:ext uri="{28A0092B-C50C-407E-A947-70E740481C1C}">
                                           <a14:useLocalDpi xmlns:a14="http://schemas.microsoft.com/office/drawing/2010/main" val="0"/>
@@ -8899,7 +9093,7 @@
     </w:p>
     <w:p>
       <w:pPr>
-        <w:pStyle w:val="ListParagraph"/>
+        <w:pStyle w:val="Prrafodelista"/>
         <w:ind w:left="360"/>
         <w:rPr>
           <w:rFonts w:ascii="Arial" w:hAnsi="Arial" w:cs="Arial"/>
@@ -8911,7 +9105,7 @@
     </w:p>
     <w:p>
       <w:pPr>
-        <w:pStyle w:val="ListParagraph"/>
+        <w:pStyle w:val="Prrafodelista"/>
         <w:numPr>
           <w:ilvl w:val="0"/>
           <w:numId w:val="27"/>
@@ -9000,7 +9194,7 @@
                                           </pic:cNvPicPr>
                                         </pic:nvPicPr>
                                         <pic:blipFill>
-                                          <a:blip r:embed="rId17">
+                                          <a:blip r:embed="rId27">
                                             <a:extLst>
                                               <a:ext uri="{28A0092B-C50C-407E-A947-70E740481C1C}">
                                                 <a14:useLocalDpi xmlns:a14="http://schemas.microsoft.com/office/drawing/2010/main" val="0"/>
@@ -9077,7 +9271,7 @@
                                     </pic:cNvPicPr>
                                   </pic:nvPicPr>
                                   <pic:blipFill>
-                                    <a:blip r:embed="rId17">
+                                    <a:blip r:embed="rId28">
                                       <a:extLst>
                                         <a:ext uri="{28A0092B-C50C-407E-A947-70E740481C1C}">
                                           <a14:useLocalDpi xmlns:a14="http://schemas.microsoft.com/office/drawing/2010/main" val="0"/>
@@ -9182,7 +9376,7 @@
     </w:p>
     <w:p>
       <w:pPr>
-        <w:pStyle w:val="ListParagraph"/>
+        <w:pStyle w:val="Prrafodelista"/>
         <w:spacing w:after="0" w:line="300" w:lineRule="exact"/>
         <w:ind w:left="714"/>
         <w:jc w:val="both"/>
@@ -9193,7 +9387,7 @@
     </w:p>
     <w:p>
       <w:pPr>
-        <w:pStyle w:val="ListParagraph"/>
+        <w:pStyle w:val="Prrafodelista"/>
         <w:numPr>
           <w:ilvl w:val="0"/>
           <w:numId w:val="27"/>
@@ -9221,7 +9415,21 @@
         <w:rPr>
           <w:rFonts w:ascii="Arial" w:hAnsi="Arial" w:cs="Arial"/>
         </w:rPr>
-        <w:t xml:space="preserve"> después el paquete llega a la interface de salida </w:t>
+        <w:t xml:space="preserve"> después el paquete llega a la </w:t>
+      </w:r>
+      <w:proofErr w:type="gramStart"/>
+      <w:r>
+        <w:rPr>
+          <w:rFonts w:ascii="Arial" w:hAnsi="Arial" w:cs="Arial"/>
+        </w:rPr>
+        <w:t>interface</w:t>
+      </w:r>
+      <w:proofErr w:type="gramEnd"/>
+      <w:r>
+        <w:rPr>
+          <w:rFonts w:ascii="Arial" w:hAnsi="Arial" w:cs="Arial"/>
+        </w:rPr>
+        <w:t xml:space="preserve"> de salida </w:t>
       </w:r>
       <w:r>
         <w:rPr>
@@ -9240,7 +9448,7 @@
     </w:p>
     <w:p>
       <w:pPr>
-        <w:pStyle w:val="ListParagraph"/>
+        <w:pStyle w:val="Prrafodelista"/>
         <w:numPr>
           <w:ilvl w:val="0"/>
           <w:numId w:val="27"/>
@@ -9372,7 +9580,7 @@
                                           </pic:cNvPicPr>
                                         </pic:nvPicPr>
                                         <pic:blipFill>
-                                          <a:blip r:embed="rId18">
+                                          <a:blip r:embed="rId29">
                                             <a:extLst>
                                               <a:ext uri="{28A0092B-C50C-407E-A947-70E740481C1C}">
                                                 <a14:useLocalDpi xmlns:a14="http://schemas.microsoft.com/office/drawing/2010/main" val="0"/>
@@ -9449,7 +9657,7 @@
                                     </pic:cNvPicPr>
                                   </pic:nvPicPr>
                                   <pic:blipFill>
-                                    <a:blip r:embed="rId18">
+                                    <a:blip r:embed="rId30">
                                       <a:extLst>
                                         <a:ext uri="{28A0092B-C50C-407E-A947-70E740481C1C}">
                                           <a14:useLocalDpi xmlns:a14="http://schemas.microsoft.com/office/drawing/2010/main" val="0"/>
@@ -9542,7 +9750,7 @@
     </w:p>
     <w:p>
       <w:pPr>
-        <w:pStyle w:val="ListParagraph"/>
+        <w:pStyle w:val="Prrafodelista"/>
         <w:numPr>
           <w:ilvl w:val="0"/>
           <w:numId w:val="27"/>
@@ -9577,7 +9785,7 @@
     </w:p>
     <w:p>
       <w:pPr>
-        <w:pStyle w:val="ListParagraph"/>
+        <w:pStyle w:val="Prrafodelista"/>
         <w:numPr>
           <w:ilvl w:val="0"/>
           <w:numId w:val="27"/>
@@ -9612,7 +9820,7 @@
     </w:p>
     <w:p>
       <w:pPr>
-        <w:pStyle w:val="ListParagraph"/>
+        <w:pStyle w:val="Prrafodelista"/>
         <w:ind w:left="360"/>
         <w:rPr>
           <w:rFonts w:ascii="Arial" w:hAnsi="Arial" w:cs="Arial"/>
@@ -9623,7 +9831,7 @@
     </w:p>
     <w:p>
       <w:pPr>
-        <w:pStyle w:val="ListParagraph"/>
+        <w:pStyle w:val="Prrafodelista"/>
         <w:ind w:left="360"/>
         <w:rPr>
           <w:rFonts w:ascii="Arial" w:hAnsi="Arial" w:cs="Arial"/>
@@ -9634,7 +9842,7 @@
     </w:p>
     <w:p>
       <w:pPr>
-        <w:pStyle w:val="ListParagraph"/>
+        <w:pStyle w:val="Prrafodelista"/>
         <w:numPr>
           <w:ilvl w:val="0"/>
           <w:numId w:val="28"/>
@@ -9697,7 +9905,7 @@
     </w:p>
     <w:p>
       <w:pPr>
-        <w:pStyle w:val="ListParagraph"/>
+        <w:pStyle w:val="Prrafodelista"/>
         <w:spacing w:after="0" w:line="300" w:lineRule="exact"/>
         <w:ind w:left="360"/>
         <w:rPr>
@@ -9860,6 +10068,7 @@
           <w:lang w:val="en-US"/>
         </w:rPr>
       </w:pPr>
+      <w:proofErr w:type="gramStart"/>
       <w:r>
         <w:rPr>
           <w:rFonts w:ascii="Arial" w:hAnsi="Arial" w:cs="Arial"/>
@@ -9869,13 +10078,10 @@
           <w:szCs w:val="24"/>
           <w:lang w:val="en-US"/>
         </w:rPr>
-        <w:t>priority 1000</w:t>
-      </w:r>
-    </w:p>
-    <w:p>
-      <w:pPr>
-        <w:spacing w:after="0" w:line="300" w:lineRule="exact"/>
-        <w:ind w:left="360"/>
+        <w:t>priority</w:t>
+      </w:r>
+      <w:proofErr w:type="gramEnd"/>
+      <w:r>
         <w:rPr>
           <w:rFonts w:ascii="Arial" w:hAnsi="Arial" w:cs="Arial"/>
           <w:b/>
@@ -9884,8 +10090,13 @@
           <w:szCs w:val="24"/>
           <w:lang w:val="en-US"/>
         </w:rPr>
-      </w:pPr>
-      <w:r>
+        <w:t xml:space="preserve"> 1000</w:t>
+      </w:r>
+    </w:p>
+    <w:p>
+      <w:pPr>
+        <w:spacing w:after="0" w:line="300" w:lineRule="exact"/>
+        <w:ind w:left="360"/>
         <w:rPr>
           <w:rFonts w:ascii="Arial" w:hAnsi="Arial" w:cs="Arial"/>
           <w:b/>
@@ -9894,13 +10105,8 @@
           <w:szCs w:val="24"/>
           <w:lang w:val="en-US"/>
         </w:rPr>
-        <w:t>exit</w:t>
-      </w:r>
-    </w:p>
-    <w:p>
-      <w:pPr>
-        <w:spacing w:after="0" w:line="300" w:lineRule="exact"/>
-        <w:ind w:left="360"/>
+      </w:pPr>
+      <w:r>
         <w:rPr>
           <w:rFonts w:ascii="Arial" w:hAnsi="Arial" w:cs="Arial"/>
           <w:b/>
@@ -9909,7 +10115,8 @@
           <w:szCs w:val="24"/>
           <w:lang w:val="en-US"/>
         </w:rPr>
-      </w:pPr>
+        <w:t>exit</w:t>
+      </w:r>
     </w:p>
     <w:p>
       <w:pPr>
@@ -9924,7 +10131,11 @@
           <w:lang w:val="en-US"/>
         </w:rPr>
       </w:pPr>
-      <w:r>
+    </w:p>
+    <w:p>
+      <w:pPr>
+        <w:spacing w:after="0" w:line="300" w:lineRule="exact"/>
+        <w:ind w:left="360"/>
         <w:rPr>
           <w:rFonts w:ascii="Arial" w:hAnsi="Arial" w:cs="Arial"/>
           <w:b/>
@@ -9933,23 +10144,23 @@
           <w:szCs w:val="24"/>
           <w:lang w:val="en-US"/>
         </w:rPr>
-        <w:t>int f0/0</w:t>
-      </w:r>
-    </w:p>
-    <w:p>
-      <w:pPr>
-        <w:spacing w:after="0" w:line="300" w:lineRule="exact"/>
-        <w:ind w:left="360"/>
+      </w:pPr>
+      <w:r>
         <w:rPr>
           <w:rFonts w:ascii="Arial" w:hAnsi="Arial" w:cs="Arial"/>
           <w:b/>
           <w:bCs/>
           <w:sz w:val="24"/>
           <w:szCs w:val="24"/>
-        </w:rPr>
-      </w:pPr>
-      <w:proofErr w:type="spellStart"/>
-      <w:r>
+          <w:lang w:val="en-US"/>
+        </w:rPr>
+        <w:t>int f0/0</w:t>
+      </w:r>
+    </w:p>
+    <w:p>
+      <w:pPr>
+        <w:spacing w:after="0" w:line="300" w:lineRule="exact"/>
+        <w:ind w:left="360"/>
         <w:rPr>
           <w:rFonts w:ascii="Arial" w:hAnsi="Arial" w:cs="Arial"/>
           <w:b/>
@@ -9957,9 +10168,8 @@
           <w:sz w:val="24"/>
           <w:szCs w:val="24"/>
         </w:rPr>
-        <w:t>service-policy</w:t>
-      </w:r>
-      <w:proofErr w:type="spellEnd"/>
+      </w:pPr>
+      <w:proofErr w:type="spellStart"/>
       <w:r>
         <w:rPr>
           <w:rFonts w:ascii="Arial" w:hAnsi="Arial" w:cs="Arial"/>
@@ -9968,12 +10178,23 @@
           <w:sz w:val="24"/>
           <w:szCs w:val="24"/>
         </w:rPr>
+        <w:t>service-policy</w:t>
+      </w:r>
+      <w:proofErr w:type="spellEnd"/>
+      <w:r>
+        <w:rPr>
+          <w:rFonts w:ascii="Arial" w:hAnsi="Arial" w:cs="Arial"/>
+          <w:b/>
+          <w:bCs/>
+          <w:sz w:val="24"/>
+          <w:szCs w:val="24"/>
+        </w:rPr>
         <w:t xml:space="preserve"> output PRIORIDADES</w:t>
       </w:r>
     </w:p>
     <w:p>
       <w:pPr>
-        <w:pStyle w:val="ListParagraph"/>
+        <w:pStyle w:val="Prrafodelista"/>
         <w:spacing w:after="0" w:line="300" w:lineRule="exact"/>
         <w:ind w:left="360"/>
         <w:rPr>
@@ -9984,7 +10205,7 @@
     </w:p>
     <w:p>
       <w:pPr>
-        <w:pStyle w:val="ListParagraph"/>
+        <w:pStyle w:val="Prrafodelista"/>
         <w:spacing w:after="0" w:line="300" w:lineRule="exact"/>
         <w:ind w:left="360"/>
         <w:jc w:val="both"/>
@@ -10017,7 +10238,7 @@
     </w:p>
     <w:p>
       <w:pPr>
-        <w:pStyle w:val="ListParagraph"/>
+        <w:pStyle w:val="Prrafodelista"/>
         <w:numPr>
           <w:ilvl w:val="0"/>
           <w:numId w:val="28"/>
@@ -10043,7 +10264,7 @@
     </w:p>
     <w:p>
       <w:pPr>
-        <w:pStyle w:val="ListParagraph"/>
+        <w:pStyle w:val="Prrafodelista"/>
         <w:spacing w:after="0" w:line="300" w:lineRule="exact"/>
         <w:ind w:left="360"/>
         <w:rPr>
@@ -10056,7 +10277,7 @@
     </w:p>
     <w:p>
       <w:pPr>
-        <w:pStyle w:val="ListParagraph"/>
+        <w:pStyle w:val="Prrafodelista"/>
         <w:numPr>
           <w:ilvl w:val="0"/>
           <w:numId w:val="27"/>
@@ -10137,13 +10358,49 @@
         <w:jc w:val="both"/>
         <w:rPr>
           <w:rFonts w:ascii="Arial" w:hAnsi="Arial" w:cs="Arial"/>
-          <w:color w:val="0D0D0D" w:themeColor="text1" w:themeTint="F2"/>
-        </w:rPr>
-      </w:pPr>
-    </w:p>
-    <w:p>
-      <w:pPr>
-        <w:pStyle w:val="ListParagraph"/>
+        </w:rPr>
+      </w:pPr>
+    </w:p>
+    <w:p>
+      <w:pPr>
+        <w:spacing w:after="0" w:line="300" w:lineRule="exact"/>
+        <w:jc w:val="both"/>
+        <w:rPr>
+          <w:rFonts w:ascii="Arial" w:hAnsi="Arial" w:cs="Arial"/>
+        </w:rPr>
+      </w:pPr>
+      <w:r>
+        <w:rPr>
+          <w:rFonts w:ascii="Arial" w:hAnsi="Arial" w:cs="Arial"/>
+        </w:rPr>
+        <w:t xml:space="preserve">ping </w:t>
+      </w:r>
+      <w:r>
+        <w:rPr>
+          <w:rFonts w:ascii="Arial" w:hAnsi="Arial" w:cs="Arial"/>
+        </w:rPr>
+        <w:t>10.3.3.200</w:t>
+      </w:r>
+      <w:r>
+        <w:rPr>
+          <w:rFonts w:ascii="Arial" w:hAnsi="Arial" w:cs="Arial"/>
+        </w:rPr>
+        <w:t xml:space="preserve"> -t</w:t>
+      </w:r>
+    </w:p>
+    <w:p>
+      <w:pPr>
+        <w:spacing w:after="0" w:line="300" w:lineRule="exact"/>
+        <w:jc w:val="both"/>
+        <w:rPr>
+          <w:rFonts w:ascii="Arial" w:hAnsi="Arial" w:cs="Arial"/>
+          <w:color w:val="0D0D0D" w:themeColor="text1" w:themeTint="F2"/>
+        </w:rPr>
+      </w:pPr>
+    </w:p>
+    <w:p>
+      <w:pPr>
+        <w:pStyle w:val="Prrafodelista"/>
         <w:numPr>
           <w:ilvl w:val="0"/>
           <w:numId w:val="28"/>
@@ -10187,7 +10444,7 @@
     </w:p>
     <w:p>
       <w:pPr>
-        <w:pStyle w:val="ListParagraph"/>
+        <w:pStyle w:val="Prrafodelista"/>
         <w:numPr>
           <w:ilvl w:val="0"/>
           <w:numId w:val="27"/>
@@ -10276,7 +10533,7 @@
     </w:p>
     <w:p>
       <w:pPr>
-        <w:pStyle w:val="ListParagraph"/>
+        <w:pStyle w:val="Prrafodelista"/>
         <w:spacing w:after="0" w:line="300" w:lineRule="exact"/>
         <w:ind w:left="360"/>
         <w:jc w:val="both"/>
@@ -10299,7 +10556,7 @@
     </w:p>
     <w:p>
       <w:pPr>
-        <w:pStyle w:val="ListParagraph"/>
+        <w:pStyle w:val="Prrafodelista"/>
         <w:numPr>
           <w:ilvl w:val="0"/>
           <w:numId w:val="27"/>
@@ -10330,7 +10587,7 @@
     </w:p>
     <w:p>
       <w:pPr>
-        <w:pStyle w:val="ListParagraph"/>
+        <w:pStyle w:val="Prrafodelista"/>
         <w:numPr>
           <w:ilvl w:val="0"/>
           <w:numId w:val="27"/>
@@ -10361,7 +10618,7 @@
     </w:p>
     <w:p>
       <w:pPr>
-        <w:pStyle w:val="ListParagraph"/>
+        <w:pStyle w:val="Prrafodelista"/>
         <w:numPr>
           <w:ilvl w:val="0"/>
           <w:numId w:val="27"/>
@@ -10393,7 +10650,7 @@
     </w:p>
     <w:p>
       <w:pPr>
-        <w:pStyle w:val="ListParagraph"/>
+        <w:pStyle w:val="Prrafodelista"/>
         <w:numPr>
           <w:ilvl w:val="0"/>
           <w:numId w:val="28"/>
@@ -10418,7 +10675,7 @@
     </w:p>
     <w:p>
       <w:pPr>
-        <w:pStyle w:val="ListParagraph"/>
+        <w:pStyle w:val="Prrafodelista"/>
         <w:spacing w:after="0" w:line="300" w:lineRule="exact"/>
         <w:ind w:left="360"/>
         <w:rPr>
@@ -10431,7 +10688,7 @@
     </w:p>
     <w:p>
       <w:pPr>
-        <w:pStyle w:val="ListParagraph"/>
+        <w:pStyle w:val="Prrafodelista"/>
         <w:numPr>
           <w:ilvl w:val="1"/>
           <w:numId w:val="28"/>
@@ -10507,18 +10764,18 @@
     </w:p>
     <w:p>
       <w:pPr>
-        <w:pStyle w:val="ListParagraph"/>
-        <w:rPr>
-          <w:rFonts w:ascii="Arial" w:hAnsi="Arial" w:cs="Arial"/>
-          <w:b/>
-          <w:bCs/>
-          <w:lang w:val="es-419"/>
-        </w:rPr>
-      </w:pPr>
-    </w:p>
-    <w:p>
-      <w:pPr>
-        <w:pStyle w:val="ListParagraph"/>
+        <w:pStyle w:val="Prrafodelista"/>
+        <w:rPr>
+          <w:rFonts w:ascii="Arial" w:hAnsi="Arial" w:cs="Arial"/>
+          <w:b/>
+          <w:bCs/>
+          <w:lang w:val="es-419"/>
+        </w:rPr>
+      </w:pPr>
+    </w:p>
+    <w:p>
+      <w:pPr>
+        <w:pStyle w:val="Prrafodelista"/>
         <w:rPr>
           <w:rFonts w:ascii="Arial" w:hAnsi="Arial" w:cs="Arial"/>
           <w:b/>
@@ -10622,7 +10879,7 @@
                                           </pic:cNvPicPr>
                                         </pic:nvPicPr>
                                         <pic:blipFill>
-                                          <a:blip r:embed="rId19">
+                                          <a:blip r:embed="rId31">
                                             <a:extLst>
                                               <a:ext uri="{28A0092B-C50C-407E-A947-70E740481C1C}">
                                                 <a14:useLocalDpi xmlns:a14="http://schemas.microsoft.com/office/drawing/2010/main" val="0"/>
@@ -10699,7 +10956,7 @@
                                     </pic:cNvPicPr>
                                   </pic:nvPicPr>
                                   <pic:blipFill>
-                                    <a:blip r:embed="rId19">
+                                    <a:blip r:embed="rId32">
                                       <a:extLst>
                                         <a:ext uri="{28A0092B-C50C-407E-A947-70E740481C1C}">
                                           <a14:useLocalDpi xmlns:a14="http://schemas.microsoft.com/office/drawing/2010/main" val="0"/>
@@ -10751,7 +11008,7 @@
     </w:p>
     <w:p>
       <w:pPr>
-        <w:pStyle w:val="ListParagraph"/>
+        <w:pStyle w:val="Prrafodelista"/>
         <w:rPr>
           <w:rFonts w:ascii="Arial" w:hAnsi="Arial" w:cs="Arial"/>
           <w:b/>
@@ -10837,7 +11094,7 @@
                                           </pic:cNvPicPr>
                                         </pic:nvPicPr>
                                         <pic:blipFill>
-                                          <a:blip r:embed="rId20">
+                                          <a:blip r:embed="rId33">
                                             <a:extLst>
                                               <a:ext uri="{28A0092B-C50C-407E-A947-70E740481C1C}">
                                                 <a14:useLocalDpi xmlns:a14="http://schemas.microsoft.com/office/drawing/2010/main" val="0"/>
@@ -10914,7 +11171,7 @@
                                     </pic:cNvPicPr>
                                   </pic:nvPicPr>
                                   <pic:blipFill>
-                                    <a:blip r:embed="rId20">
+                                    <a:blip r:embed="rId34">
                                       <a:extLst>
                                         <a:ext uri="{28A0092B-C50C-407E-A947-70E740481C1C}">
                                           <a14:useLocalDpi xmlns:a14="http://schemas.microsoft.com/office/drawing/2010/main" val="0"/>
@@ -10957,117 +11214,117 @@
     </w:p>
     <w:p>
       <w:pPr>
-        <w:pStyle w:val="ListParagraph"/>
-        <w:rPr>
-          <w:rFonts w:ascii="Arial" w:hAnsi="Arial" w:cs="Arial"/>
-          <w:b/>
-          <w:bCs/>
-          <w:lang w:val="es-419"/>
-        </w:rPr>
-      </w:pPr>
-    </w:p>
-    <w:p>
-      <w:pPr>
-        <w:pStyle w:val="ListParagraph"/>
-        <w:rPr>
-          <w:rFonts w:ascii="Arial" w:hAnsi="Arial" w:cs="Arial"/>
-          <w:b/>
-          <w:bCs/>
-          <w:lang w:val="es-419"/>
-        </w:rPr>
-      </w:pPr>
-    </w:p>
-    <w:p>
-      <w:pPr>
-        <w:pStyle w:val="ListParagraph"/>
-        <w:rPr>
-          <w:rFonts w:ascii="Arial" w:hAnsi="Arial" w:cs="Arial"/>
-          <w:b/>
-          <w:bCs/>
-          <w:lang w:val="es-419"/>
-        </w:rPr>
-      </w:pPr>
-    </w:p>
-    <w:p>
-      <w:pPr>
-        <w:pStyle w:val="ListParagraph"/>
-        <w:rPr>
-          <w:rFonts w:ascii="Arial" w:hAnsi="Arial" w:cs="Arial"/>
-          <w:b/>
-          <w:bCs/>
-          <w:lang w:val="es-419"/>
-        </w:rPr>
-      </w:pPr>
-    </w:p>
-    <w:p>
-      <w:pPr>
-        <w:pStyle w:val="ListParagraph"/>
-        <w:rPr>
-          <w:rFonts w:ascii="Arial" w:hAnsi="Arial" w:cs="Arial"/>
-          <w:b/>
-          <w:bCs/>
-          <w:lang w:val="es-419"/>
-        </w:rPr>
-      </w:pPr>
-    </w:p>
-    <w:p>
-      <w:pPr>
-        <w:pStyle w:val="ListParagraph"/>
-        <w:rPr>
-          <w:rFonts w:ascii="Arial" w:hAnsi="Arial" w:cs="Arial"/>
-          <w:b/>
-          <w:bCs/>
-          <w:lang w:val="es-419"/>
-        </w:rPr>
-      </w:pPr>
-    </w:p>
-    <w:p>
-      <w:pPr>
-        <w:pStyle w:val="ListParagraph"/>
-        <w:rPr>
-          <w:rFonts w:ascii="Arial" w:hAnsi="Arial" w:cs="Arial"/>
-          <w:b/>
-          <w:bCs/>
-          <w:lang w:val="es-419"/>
-        </w:rPr>
-      </w:pPr>
-    </w:p>
-    <w:p>
-      <w:pPr>
-        <w:pStyle w:val="ListParagraph"/>
-        <w:rPr>
-          <w:rFonts w:ascii="Arial" w:hAnsi="Arial" w:cs="Arial"/>
-          <w:b/>
-          <w:bCs/>
-          <w:lang w:val="es-419"/>
-        </w:rPr>
-      </w:pPr>
-    </w:p>
-    <w:p>
-      <w:pPr>
-        <w:pStyle w:val="ListParagraph"/>
-        <w:rPr>
-          <w:rFonts w:ascii="Arial" w:hAnsi="Arial" w:cs="Arial"/>
-          <w:b/>
-          <w:bCs/>
-          <w:lang w:val="es-419"/>
-        </w:rPr>
-      </w:pPr>
-    </w:p>
-    <w:p>
-      <w:pPr>
-        <w:pStyle w:val="ListParagraph"/>
-        <w:rPr>
-          <w:rFonts w:ascii="Arial" w:hAnsi="Arial" w:cs="Arial"/>
-          <w:b/>
-          <w:bCs/>
-          <w:lang w:val="es-419"/>
-        </w:rPr>
-      </w:pPr>
-    </w:p>
-    <w:p>
-      <w:pPr>
-        <w:pStyle w:val="ListParagraph"/>
+        <w:pStyle w:val="Prrafodelista"/>
+        <w:rPr>
+          <w:rFonts w:ascii="Arial" w:hAnsi="Arial" w:cs="Arial"/>
+          <w:b/>
+          <w:bCs/>
+          <w:lang w:val="es-419"/>
+        </w:rPr>
+      </w:pPr>
+    </w:p>
+    <w:p>
+      <w:pPr>
+        <w:pStyle w:val="Prrafodelista"/>
+        <w:rPr>
+          <w:rFonts w:ascii="Arial" w:hAnsi="Arial" w:cs="Arial"/>
+          <w:b/>
+          <w:bCs/>
+          <w:lang w:val="es-419"/>
+        </w:rPr>
+      </w:pPr>
+    </w:p>
+    <w:p>
+      <w:pPr>
+        <w:pStyle w:val="Prrafodelista"/>
+        <w:rPr>
+          <w:rFonts w:ascii="Arial" w:hAnsi="Arial" w:cs="Arial"/>
+          <w:b/>
+          <w:bCs/>
+          <w:lang w:val="es-419"/>
+        </w:rPr>
+      </w:pPr>
+    </w:p>
+    <w:p>
+      <w:pPr>
+        <w:pStyle w:val="Prrafodelista"/>
+        <w:rPr>
+          <w:rFonts w:ascii="Arial" w:hAnsi="Arial" w:cs="Arial"/>
+          <w:b/>
+          <w:bCs/>
+          <w:lang w:val="es-419"/>
+        </w:rPr>
+      </w:pPr>
+    </w:p>
+    <w:p>
+      <w:pPr>
+        <w:pStyle w:val="Prrafodelista"/>
+        <w:rPr>
+          <w:rFonts w:ascii="Arial" w:hAnsi="Arial" w:cs="Arial"/>
+          <w:b/>
+          <w:bCs/>
+          <w:lang w:val="es-419"/>
+        </w:rPr>
+      </w:pPr>
+    </w:p>
+    <w:p>
+      <w:pPr>
+        <w:pStyle w:val="Prrafodelista"/>
+        <w:rPr>
+          <w:rFonts w:ascii="Arial" w:hAnsi="Arial" w:cs="Arial"/>
+          <w:b/>
+          <w:bCs/>
+          <w:lang w:val="es-419"/>
+        </w:rPr>
+      </w:pPr>
+    </w:p>
+    <w:p>
+      <w:pPr>
+        <w:pStyle w:val="Prrafodelista"/>
+        <w:rPr>
+          <w:rFonts w:ascii="Arial" w:hAnsi="Arial" w:cs="Arial"/>
+          <w:b/>
+          <w:bCs/>
+          <w:lang w:val="es-419"/>
+        </w:rPr>
+      </w:pPr>
+    </w:p>
+    <w:p>
+      <w:pPr>
+        <w:pStyle w:val="Prrafodelista"/>
+        <w:rPr>
+          <w:rFonts w:ascii="Arial" w:hAnsi="Arial" w:cs="Arial"/>
+          <w:b/>
+          <w:bCs/>
+          <w:lang w:val="es-419"/>
+        </w:rPr>
+      </w:pPr>
+    </w:p>
+    <w:p>
+      <w:pPr>
+        <w:pStyle w:val="Prrafodelista"/>
+        <w:rPr>
+          <w:rFonts w:ascii="Arial" w:hAnsi="Arial" w:cs="Arial"/>
+          <w:b/>
+          <w:bCs/>
+          <w:lang w:val="es-419"/>
+        </w:rPr>
+      </w:pPr>
+    </w:p>
+    <w:p>
+      <w:pPr>
+        <w:pStyle w:val="Prrafodelista"/>
+        <w:rPr>
+          <w:rFonts w:ascii="Arial" w:hAnsi="Arial" w:cs="Arial"/>
+          <w:b/>
+          <w:bCs/>
+          <w:lang w:val="es-419"/>
+        </w:rPr>
+      </w:pPr>
+    </w:p>
+    <w:p>
+      <w:pPr>
+        <w:pStyle w:val="Prrafodelista"/>
         <w:numPr>
           <w:ilvl w:val="1"/>
           <w:numId w:val="28"/>
@@ -11161,18 +11418,18 @@
     </w:p>
     <w:p>
       <w:pPr>
-        <w:pStyle w:val="ListParagraph"/>
-        <w:rPr>
-          <w:rFonts w:ascii="Arial" w:hAnsi="Arial" w:cs="Arial"/>
-          <w:b/>
-          <w:bCs/>
-          <w:lang w:val="es-419"/>
-        </w:rPr>
-      </w:pPr>
-    </w:p>
-    <w:p>
-      <w:pPr>
-        <w:pStyle w:val="ListParagraph"/>
+        <w:pStyle w:val="Prrafodelista"/>
+        <w:rPr>
+          <w:rFonts w:ascii="Arial" w:hAnsi="Arial" w:cs="Arial"/>
+          <w:b/>
+          <w:bCs/>
+          <w:lang w:val="es-419"/>
+        </w:rPr>
+      </w:pPr>
+    </w:p>
+    <w:p>
+      <w:pPr>
+        <w:pStyle w:val="Prrafodelista"/>
         <w:rPr>
           <w:rFonts w:ascii="Arial" w:hAnsi="Arial" w:cs="Arial"/>
           <w:b/>
@@ -11192,18 +11449,18 @@
     </w:p>
     <w:p>
       <w:pPr>
-        <w:pStyle w:val="ListParagraph"/>
-        <w:rPr>
-          <w:rFonts w:ascii="Arial" w:hAnsi="Arial" w:cs="Arial"/>
-          <w:b/>
-          <w:bCs/>
-          <w:lang w:val="es-419"/>
-        </w:rPr>
-      </w:pPr>
-    </w:p>
-    <w:p>
-      <w:pPr>
-        <w:pStyle w:val="ListParagraph"/>
+        <w:pStyle w:val="Prrafodelista"/>
+        <w:rPr>
+          <w:rFonts w:ascii="Arial" w:hAnsi="Arial" w:cs="Arial"/>
+          <w:b/>
+          <w:bCs/>
+          <w:lang w:val="es-419"/>
+        </w:rPr>
+      </w:pPr>
+    </w:p>
+    <w:p>
+      <w:pPr>
+        <w:pStyle w:val="Prrafodelista"/>
         <w:numPr>
           <w:ilvl w:val="0"/>
           <w:numId w:val="21"/>
@@ -11423,16 +11680,16 @@
     </w:p>
     <w:p>
       <w:pPr>
-        <w:pStyle w:val="ListParagraph"/>
-        <w:rPr>
-          <w:rFonts w:ascii="Arial" w:hAnsi="Arial" w:cs="Arial"/>
-          <w:color w:val="0D0D0D" w:themeColor="text1" w:themeTint="F2"/>
-        </w:rPr>
-      </w:pPr>
-    </w:p>
-    <w:p>
-      <w:pPr>
-        <w:pStyle w:val="ListParagraph"/>
+        <w:pStyle w:val="Prrafodelista"/>
+        <w:rPr>
+          <w:rFonts w:ascii="Arial" w:hAnsi="Arial" w:cs="Arial"/>
+          <w:color w:val="0D0D0D" w:themeColor="text1" w:themeTint="F2"/>
+        </w:rPr>
+      </w:pPr>
+    </w:p>
+    <w:p>
+      <w:pPr>
+        <w:pStyle w:val="Prrafodelista"/>
         <w:spacing w:after="0" w:line="300" w:lineRule="exact"/>
         <w:jc w:val="both"/>
         <w:rPr>
@@ -11515,7 +11772,7 @@
                                           </pic:cNvPicPr>
                                         </pic:nvPicPr>
                                         <pic:blipFill>
-                                          <a:blip r:embed="rId21">
+                                          <a:blip r:embed="rId35">
                                             <a:extLst>
                                               <a:ext uri="{28A0092B-C50C-407E-A947-70E740481C1C}">
                                                 <a14:useLocalDpi xmlns:a14="http://schemas.microsoft.com/office/drawing/2010/main" val="0"/>
@@ -11592,7 +11849,7 @@
                                     </pic:cNvPicPr>
                                   </pic:nvPicPr>
                                   <pic:blipFill>
-                                    <a:blip r:embed="rId21">
+                                    <a:blip r:embed="rId36">
                                       <a:extLst>
                                         <a:ext uri="{28A0092B-C50C-407E-A947-70E740481C1C}">
                                           <a14:useLocalDpi xmlns:a14="http://schemas.microsoft.com/office/drawing/2010/main" val="0"/>
@@ -11635,95 +11892,95 @@
     </w:p>
     <w:p>
       <w:pPr>
-        <w:pStyle w:val="ListParagraph"/>
-        <w:spacing w:after="0" w:line="300" w:lineRule="exact"/>
-        <w:jc w:val="both"/>
-        <w:rPr>
-          <w:rFonts w:ascii="Arial" w:hAnsi="Arial" w:cs="Arial"/>
-          <w:color w:val="0D0D0D" w:themeColor="text1" w:themeTint="F2"/>
-        </w:rPr>
-      </w:pPr>
-    </w:p>
-    <w:p>
-      <w:pPr>
-        <w:pStyle w:val="ListParagraph"/>
-        <w:spacing w:after="0" w:line="300" w:lineRule="exact"/>
-        <w:jc w:val="both"/>
-        <w:rPr>
-          <w:rFonts w:ascii="Arial" w:hAnsi="Arial" w:cs="Arial"/>
-          <w:color w:val="0D0D0D" w:themeColor="text1" w:themeTint="F2"/>
-        </w:rPr>
-      </w:pPr>
-    </w:p>
-    <w:p>
-      <w:pPr>
-        <w:pStyle w:val="ListParagraph"/>
-        <w:spacing w:after="0" w:line="300" w:lineRule="exact"/>
-        <w:jc w:val="both"/>
-        <w:rPr>
-          <w:rFonts w:ascii="Arial" w:hAnsi="Arial" w:cs="Arial"/>
-          <w:color w:val="0D0D0D" w:themeColor="text1" w:themeTint="F2"/>
-        </w:rPr>
-      </w:pPr>
-    </w:p>
-    <w:p>
-      <w:pPr>
-        <w:pStyle w:val="ListParagraph"/>
-        <w:spacing w:after="0" w:line="300" w:lineRule="exact"/>
-        <w:jc w:val="both"/>
-        <w:rPr>
-          <w:rFonts w:ascii="Arial" w:hAnsi="Arial" w:cs="Arial"/>
-          <w:color w:val="0D0D0D" w:themeColor="text1" w:themeTint="F2"/>
-        </w:rPr>
-      </w:pPr>
-    </w:p>
-    <w:p>
-      <w:pPr>
-        <w:pStyle w:val="ListParagraph"/>
-        <w:spacing w:after="0" w:line="300" w:lineRule="exact"/>
-        <w:jc w:val="both"/>
-        <w:rPr>
-          <w:rFonts w:ascii="Arial" w:hAnsi="Arial" w:cs="Arial"/>
-          <w:color w:val="0D0D0D" w:themeColor="text1" w:themeTint="F2"/>
-        </w:rPr>
-      </w:pPr>
-    </w:p>
-    <w:p>
-      <w:pPr>
-        <w:pStyle w:val="ListParagraph"/>
-        <w:spacing w:after="0" w:line="300" w:lineRule="exact"/>
-        <w:jc w:val="both"/>
-        <w:rPr>
-          <w:rFonts w:ascii="Arial" w:hAnsi="Arial" w:cs="Arial"/>
-          <w:color w:val="0D0D0D" w:themeColor="text1" w:themeTint="F2"/>
-        </w:rPr>
-      </w:pPr>
-    </w:p>
-    <w:p>
-      <w:pPr>
-        <w:pStyle w:val="ListParagraph"/>
-        <w:spacing w:after="0" w:line="300" w:lineRule="exact"/>
-        <w:jc w:val="both"/>
-        <w:rPr>
-          <w:rFonts w:ascii="Arial" w:hAnsi="Arial" w:cs="Arial"/>
-          <w:color w:val="0D0D0D" w:themeColor="text1" w:themeTint="F2"/>
-        </w:rPr>
-      </w:pPr>
-    </w:p>
-    <w:p>
-      <w:pPr>
-        <w:pStyle w:val="ListParagraph"/>
-        <w:spacing w:after="0" w:line="300" w:lineRule="exact"/>
-        <w:jc w:val="both"/>
-        <w:rPr>
-          <w:rFonts w:ascii="Arial" w:hAnsi="Arial" w:cs="Arial"/>
-          <w:color w:val="0D0D0D" w:themeColor="text1" w:themeTint="F2"/>
-        </w:rPr>
-      </w:pPr>
-    </w:p>
-    <w:p>
-      <w:pPr>
-        <w:pStyle w:val="ListParagraph"/>
+        <w:pStyle w:val="Prrafodelista"/>
+        <w:spacing w:after="0" w:line="300" w:lineRule="exact"/>
+        <w:jc w:val="both"/>
+        <w:rPr>
+          <w:rFonts w:ascii="Arial" w:hAnsi="Arial" w:cs="Arial"/>
+          <w:color w:val="0D0D0D" w:themeColor="text1" w:themeTint="F2"/>
+        </w:rPr>
+      </w:pPr>
+    </w:p>
+    <w:p>
+      <w:pPr>
+        <w:pStyle w:val="Prrafodelista"/>
+        <w:spacing w:after="0" w:line="300" w:lineRule="exact"/>
+        <w:jc w:val="both"/>
+        <w:rPr>
+          <w:rFonts w:ascii="Arial" w:hAnsi="Arial" w:cs="Arial"/>
+          <w:color w:val="0D0D0D" w:themeColor="text1" w:themeTint="F2"/>
+        </w:rPr>
+      </w:pPr>
+    </w:p>
+    <w:p>
+      <w:pPr>
+        <w:pStyle w:val="Prrafodelista"/>
+        <w:spacing w:after="0" w:line="300" w:lineRule="exact"/>
+        <w:jc w:val="both"/>
+        <w:rPr>
+          <w:rFonts w:ascii="Arial" w:hAnsi="Arial" w:cs="Arial"/>
+          <w:color w:val="0D0D0D" w:themeColor="text1" w:themeTint="F2"/>
+        </w:rPr>
+      </w:pPr>
+    </w:p>
+    <w:p>
+      <w:pPr>
+        <w:pStyle w:val="Prrafodelista"/>
+        <w:spacing w:after="0" w:line="300" w:lineRule="exact"/>
+        <w:jc w:val="both"/>
+        <w:rPr>
+          <w:rFonts w:ascii="Arial" w:hAnsi="Arial" w:cs="Arial"/>
+          <w:color w:val="0D0D0D" w:themeColor="text1" w:themeTint="F2"/>
+        </w:rPr>
+      </w:pPr>
+    </w:p>
+    <w:p>
+      <w:pPr>
+        <w:pStyle w:val="Prrafodelista"/>
+        <w:spacing w:after="0" w:line="300" w:lineRule="exact"/>
+        <w:jc w:val="both"/>
+        <w:rPr>
+          <w:rFonts w:ascii="Arial" w:hAnsi="Arial" w:cs="Arial"/>
+          <w:color w:val="0D0D0D" w:themeColor="text1" w:themeTint="F2"/>
+        </w:rPr>
+      </w:pPr>
+    </w:p>
+    <w:p>
+      <w:pPr>
+        <w:pStyle w:val="Prrafodelista"/>
+        <w:spacing w:after="0" w:line="300" w:lineRule="exact"/>
+        <w:jc w:val="both"/>
+        <w:rPr>
+          <w:rFonts w:ascii="Arial" w:hAnsi="Arial" w:cs="Arial"/>
+          <w:color w:val="0D0D0D" w:themeColor="text1" w:themeTint="F2"/>
+        </w:rPr>
+      </w:pPr>
+    </w:p>
+    <w:p>
+      <w:pPr>
+        <w:pStyle w:val="Prrafodelista"/>
+        <w:spacing w:after="0" w:line="300" w:lineRule="exact"/>
+        <w:jc w:val="both"/>
+        <w:rPr>
+          <w:rFonts w:ascii="Arial" w:hAnsi="Arial" w:cs="Arial"/>
+          <w:color w:val="0D0D0D" w:themeColor="text1" w:themeTint="F2"/>
+        </w:rPr>
+      </w:pPr>
+    </w:p>
+    <w:p>
+      <w:pPr>
+        <w:pStyle w:val="Prrafodelista"/>
+        <w:spacing w:after="0" w:line="300" w:lineRule="exact"/>
+        <w:jc w:val="both"/>
+        <w:rPr>
+          <w:rFonts w:ascii="Arial" w:hAnsi="Arial" w:cs="Arial"/>
+          <w:color w:val="0D0D0D" w:themeColor="text1" w:themeTint="F2"/>
+        </w:rPr>
+      </w:pPr>
+    </w:p>
+    <w:p>
+      <w:pPr>
+        <w:pStyle w:val="Prrafodelista"/>
         <w:spacing w:after="0" w:line="300" w:lineRule="exact"/>
         <w:jc w:val="both"/>
         <w:rPr>
@@ -11929,7 +12186,7 @@
     </w:p>
     <w:p>
       <w:pPr>
-        <w:pStyle w:val="ListParagraph"/>
+        <w:pStyle w:val="Prrafodelista"/>
         <w:numPr>
           <w:ilvl w:val="0"/>
           <w:numId w:val="21"/>
@@ -12159,16 +12416,16 @@
     </w:p>
     <w:p>
       <w:pPr>
-        <w:pStyle w:val="ListParagraph"/>
-        <w:rPr>
-          <w:rFonts w:ascii="Arial" w:hAnsi="Arial" w:cs="Arial"/>
-          <w:color w:val="0D0D0D" w:themeColor="text1" w:themeTint="F2"/>
-        </w:rPr>
-      </w:pPr>
-    </w:p>
-    <w:p>
-      <w:pPr>
-        <w:pStyle w:val="ListParagraph"/>
+        <w:pStyle w:val="Prrafodelista"/>
+        <w:rPr>
+          <w:rFonts w:ascii="Arial" w:hAnsi="Arial" w:cs="Arial"/>
+          <w:color w:val="0D0D0D" w:themeColor="text1" w:themeTint="F2"/>
+        </w:rPr>
+      </w:pPr>
+    </w:p>
+    <w:p>
+      <w:pPr>
+        <w:pStyle w:val="Prrafodelista"/>
         <w:spacing w:after="0" w:line="300" w:lineRule="exact"/>
         <w:jc w:val="both"/>
         <w:rPr>
@@ -12251,7 +12508,7 @@
                                           </pic:cNvPicPr>
                                         </pic:nvPicPr>
                                         <pic:blipFill>
-                                          <a:blip r:embed="rId22">
+                                          <a:blip r:embed="rId37">
                                             <a:extLst>
                                               <a:ext uri="{28A0092B-C50C-407E-A947-70E740481C1C}">
                                                 <a14:useLocalDpi xmlns:a14="http://schemas.microsoft.com/office/drawing/2010/main" val="0"/>
@@ -12328,7 +12585,7 @@
                                     </pic:cNvPicPr>
                                   </pic:nvPicPr>
                                   <pic:blipFill>
-                                    <a:blip r:embed="rId22">
+                                    <a:blip r:embed="rId38">
                                       <a:extLst>
                                         <a:ext uri="{28A0092B-C50C-407E-A947-70E740481C1C}">
                                           <a14:useLocalDpi xmlns:a14="http://schemas.microsoft.com/office/drawing/2010/main" val="0"/>
@@ -12371,256 +12628,256 @@
     </w:p>
     <w:p>
       <w:pPr>
-        <w:pStyle w:val="ListParagraph"/>
-        <w:spacing w:after="0" w:line="300" w:lineRule="exact"/>
-        <w:jc w:val="both"/>
-        <w:rPr>
-          <w:rFonts w:ascii="Arial" w:hAnsi="Arial" w:cs="Arial"/>
-          <w:color w:val="0D0D0D" w:themeColor="text1" w:themeTint="F2"/>
-        </w:rPr>
-      </w:pPr>
-    </w:p>
-    <w:p>
-      <w:pPr>
-        <w:pStyle w:val="ListParagraph"/>
-        <w:spacing w:after="0" w:line="300" w:lineRule="exact"/>
-        <w:jc w:val="both"/>
-        <w:rPr>
-          <w:rFonts w:ascii="Arial" w:hAnsi="Arial" w:cs="Arial"/>
-          <w:color w:val="0D0D0D" w:themeColor="text1" w:themeTint="F2"/>
-        </w:rPr>
-      </w:pPr>
-    </w:p>
-    <w:p>
-      <w:pPr>
-        <w:pStyle w:val="ListParagraph"/>
-        <w:spacing w:after="0" w:line="300" w:lineRule="exact"/>
-        <w:jc w:val="both"/>
-        <w:rPr>
-          <w:rFonts w:ascii="Arial" w:hAnsi="Arial" w:cs="Arial"/>
-          <w:color w:val="0D0D0D" w:themeColor="text1" w:themeTint="F2"/>
-        </w:rPr>
-      </w:pPr>
-    </w:p>
-    <w:p>
-      <w:pPr>
-        <w:pStyle w:val="ListParagraph"/>
-        <w:spacing w:after="0" w:line="300" w:lineRule="exact"/>
-        <w:jc w:val="both"/>
-        <w:rPr>
-          <w:rFonts w:ascii="Arial" w:hAnsi="Arial" w:cs="Arial"/>
-          <w:color w:val="0D0D0D" w:themeColor="text1" w:themeTint="F2"/>
-        </w:rPr>
-      </w:pPr>
-    </w:p>
-    <w:p>
-      <w:pPr>
-        <w:pStyle w:val="ListParagraph"/>
-        <w:spacing w:after="0" w:line="300" w:lineRule="exact"/>
-        <w:jc w:val="both"/>
-        <w:rPr>
-          <w:rFonts w:ascii="Arial" w:hAnsi="Arial" w:cs="Arial"/>
-          <w:color w:val="0D0D0D" w:themeColor="text1" w:themeTint="F2"/>
-        </w:rPr>
-      </w:pPr>
-    </w:p>
-    <w:p>
-      <w:pPr>
-        <w:pStyle w:val="ListParagraph"/>
-        <w:spacing w:after="0" w:line="300" w:lineRule="exact"/>
-        <w:jc w:val="both"/>
-        <w:rPr>
-          <w:rFonts w:ascii="Arial" w:hAnsi="Arial" w:cs="Arial"/>
-          <w:color w:val="0D0D0D" w:themeColor="text1" w:themeTint="F2"/>
-        </w:rPr>
-      </w:pPr>
-    </w:p>
-    <w:p>
-      <w:pPr>
-        <w:pStyle w:val="ListParagraph"/>
-        <w:spacing w:after="0" w:line="300" w:lineRule="exact"/>
-        <w:jc w:val="both"/>
-        <w:rPr>
-          <w:rFonts w:ascii="Arial" w:hAnsi="Arial" w:cs="Arial"/>
-          <w:color w:val="0D0D0D" w:themeColor="text1" w:themeTint="F2"/>
-        </w:rPr>
-      </w:pPr>
-    </w:p>
-    <w:p>
-      <w:pPr>
-        <w:pStyle w:val="ListParagraph"/>
-        <w:spacing w:after="0" w:line="300" w:lineRule="exact"/>
-        <w:jc w:val="both"/>
-        <w:rPr>
-          <w:rFonts w:ascii="Arial" w:hAnsi="Arial" w:cs="Arial"/>
-          <w:color w:val="0D0D0D" w:themeColor="text1" w:themeTint="F2"/>
-        </w:rPr>
-      </w:pPr>
-    </w:p>
-    <w:p>
-      <w:pPr>
-        <w:pStyle w:val="ListParagraph"/>
-        <w:spacing w:after="0" w:line="300" w:lineRule="exact"/>
-        <w:jc w:val="both"/>
-        <w:rPr>
-          <w:rFonts w:ascii="Arial" w:hAnsi="Arial" w:cs="Arial"/>
-          <w:color w:val="0D0D0D" w:themeColor="text1" w:themeTint="F2"/>
-        </w:rPr>
-      </w:pPr>
-    </w:p>
-    <w:p>
-      <w:pPr>
-        <w:spacing w:after="0" w:line="300" w:lineRule="exact"/>
-        <w:rPr>
-          <w:rFonts w:ascii="Arial" w:hAnsi="Arial" w:cs="Arial"/>
-          <w:b/>
-          <w:bCs/>
-        </w:rPr>
-      </w:pPr>
-    </w:p>
-    <w:p>
-      <w:pPr>
-        <w:spacing w:after="0" w:line="300" w:lineRule="exact"/>
-        <w:rPr>
-          <w:rFonts w:ascii="Arial" w:hAnsi="Arial" w:cs="Arial"/>
-          <w:b/>
-          <w:bCs/>
-        </w:rPr>
-      </w:pPr>
-    </w:p>
-    <w:p>
-      <w:pPr>
-        <w:spacing w:after="0" w:line="300" w:lineRule="exact"/>
-        <w:rPr>
-          <w:rFonts w:ascii="Arial" w:hAnsi="Arial" w:cs="Arial"/>
-          <w:b/>
-          <w:bCs/>
-        </w:rPr>
-      </w:pPr>
-    </w:p>
-    <w:p>
-      <w:pPr>
-        <w:spacing w:after="0" w:line="300" w:lineRule="exact"/>
-        <w:rPr>
-          <w:rFonts w:ascii="Arial" w:hAnsi="Arial" w:cs="Arial"/>
-          <w:b/>
-          <w:bCs/>
-        </w:rPr>
-      </w:pPr>
-    </w:p>
-    <w:p>
-      <w:pPr>
-        <w:spacing w:after="0" w:line="300" w:lineRule="exact"/>
-        <w:rPr>
-          <w:rFonts w:ascii="Arial" w:hAnsi="Arial" w:cs="Arial"/>
-          <w:b/>
-          <w:bCs/>
-        </w:rPr>
-      </w:pPr>
-    </w:p>
-    <w:p>
-      <w:pPr>
-        <w:spacing w:after="0" w:line="300" w:lineRule="exact"/>
-        <w:rPr>
-          <w:rFonts w:ascii="Arial" w:hAnsi="Arial" w:cs="Arial"/>
-          <w:b/>
-          <w:bCs/>
-        </w:rPr>
-      </w:pPr>
-    </w:p>
-    <w:p>
-      <w:pPr>
-        <w:spacing w:after="0" w:line="300" w:lineRule="exact"/>
-        <w:rPr>
-          <w:rFonts w:ascii="Arial" w:hAnsi="Arial" w:cs="Arial"/>
-          <w:b/>
-          <w:bCs/>
-        </w:rPr>
-      </w:pPr>
-    </w:p>
-    <w:p>
-      <w:pPr>
-        <w:spacing w:after="0" w:line="300" w:lineRule="exact"/>
-        <w:rPr>
-          <w:rFonts w:ascii="Arial" w:hAnsi="Arial" w:cs="Arial"/>
-          <w:b/>
-          <w:bCs/>
-        </w:rPr>
-      </w:pPr>
-    </w:p>
-    <w:p>
-      <w:pPr>
-        <w:spacing w:after="0" w:line="300" w:lineRule="exact"/>
-        <w:rPr>
-          <w:rFonts w:ascii="Arial" w:hAnsi="Arial" w:cs="Arial"/>
-          <w:b/>
-          <w:bCs/>
-        </w:rPr>
-      </w:pPr>
-    </w:p>
-    <w:p>
-      <w:pPr>
-        <w:spacing w:after="0" w:line="300" w:lineRule="exact"/>
-        <w:rPr>
-          <w:rFonts w:ascii="Arial" w:hAnsi="Arial" w:cs="Arial"/>
-          <w:b/>
-          <w:bCs/>
-        </w:rPr>
-      </w:pPr>
-    </w:p>
-    <w:p>
-      <w:pPr>
-        <w:spacing w:after="0" w:line="300" w:lineRule="exact"/>
-        <w:rPr>
-          <w:rFonts w:ascii="Arial" w:hAnsi="Arial" w:cs="Arial"/>
-          <w:b/>
-          <w:bCs/>
-        </w:rPr>
-      </w:pPr>
-    </w:p>
-    <w:p>
-      <w:pPr>
-        <w:spacing w:after="0" w:line="300" w:lineRule="exact"/>
-        <w:rPr>
-          <w:rFonts w:ascii="Arial" w:hAnsi="Arial" w:cs="Arial"/>
-          <w:b/>
-          <w:bCs/>
-        </w:rPr>
-      </w:pPr>
-    </w:p>
-    <w:p>
-      <w:pPr>
-        <w:spacing w:after="0" w:line="300" w:lineRule="exact"/>
-        <w:rPr>
-          <w:rFonts w:ascii="Arial" w:hAnsi="Arial" w:cs="Arial"/>
-          <w:b/>
-          <w:bCs/>
-        </w:rPr>
-      </w:pPr>
-    </w:p>
-    <w:p>
-      <w:pPr>
-        <w:spacing w:after="0" w:line="300" w:lineRule="exact"/>
-        <w:rPr>
-          <w:rFonts w:ascii="Arial" w:hAnsi="Arial" w:cs="Arial"/>
-          <w:b/>
-          <w:bCs/>
-        </w:rPr>
-      </w:pPr>
-    </w:p>
-    <w:p>
-      <w:pPr>
-        <w:spacing w:after="0" w:line="300" w:lineRule="exact"/>
-        <w:rPr>
-          <w:rFonts w:ascii="Arial" w:hAnsi="Arial" w:cs="Arial"/>
-          <w:b/>
-          <w:bCs/>
-        </w:rPr>
-      </w:pPr>
-    </w:p>
-    <w:p>
-      <w:pPr>
-        <w:pStyle w:val="ListParagraph"/>
+        <w:pStyle w:val="Prrafodelista"/>
+        <w:spacing w:after="0" w:line="300" w:lineRule="exact"/>
+        <w:jc w:val="both"/>
+        <w:rPr>
+          <w:rFonts w:ascii="Arial" w:hAnsi="Arial" w:cs="Arial"/>
+          <w:color w:val="0D0D0D" w:themeColor="text1" w:themeTint="F2"/>
+        </w:rPr>
+      </w:pPr>
+    </w:p>
+    <w:p>
+      <w:pPr>
+        <w:pStyle w:val="Prrafodelista"/>
+        <w:spacing w:after="0" w:line="300" w:lineRule="exact"/>
+        <w:jc w:val="both"/>
+        <w:rPr>
+          <w:rFonts w:ascii="Arial" w:hAnsi="Arial" w:cs="Arial"/>
+          <w:color w:val="0D0D0D" w:themeColor="text1" w:themeTint="F2"/>
+        </w:rPr>
+      </w:pPr>
+    </w:p>
+    <w:p>
+      <w:pPr>
+        <w:pStyle w:val="Prrafodelista"/>
+        <w:spacing w:after="0" w:line="300" w:lineRule="exact"/>
+        <w:jc w:val="both"/>
+        <w:rPr>
+          <w:rFonts w:ascii="Arial" w:hAnsi="Arial" w:cs="Arial"/>
+          <w:color w:val="0D0D0D" w:themeColor="text1" w:themeTint="F2"/>
+        </w:rPr>
+      </w:pPr>
+    </w:p>
+    <w:p>
+      <w:pPr>
+        <w:pStyle w:val="Prrafodelista"/>
+        <w:spacing w:after="0" w:line="300" w:lineRule="exact"/>
+        <w:jc w:val="both"/>
+        <w:rPr>
+          <w:rFonts w:ascii="Arial" w:hAnsi="Arial" w:cs="Arial"/>
+          <w:color w:val="0D0D0D" w:themeColor="text1" w:themeTint="F2"/>
+        </w:rPr>
+      </w:pPr>
+    </w:p>
+    <w:p>
+      <w:pPr>
+        <w:pStyle w:val="Prrafodelista"/>
+        <w:spacing w:after="0" w:line="300" w:lineRule="exact"/>
+        <w:jc w:val="both"/>
+        <w:rPr>
+          <w:rFonts w:ascii="Arial" w:hAnsi="Arial" w:cs="Arial"/>
+          <w:color w:val="0D0D0D" w:themeColor="text1" w:themeTint="F2"/>
+        </w:rPr>
+      </w:pPr>
+    </w:p>
+    <w:p>
+      <w:pPr>
+        <w:pStyle w:val="Prrafodelista"/>
+        <w:spacing w:after="0" w:line="300" w:lineRule="exact"/>
+        <w:jc w:val="both"/>
+        <w:rPr>
+          <w:rFonts w:ascii="Arial" w:hAnsi="Arial" w:cs="Arial"/>
+          <w:color w:val="0D0D0D" w:themeColor="text1" w:themeTint="F2"/>
+        </w:rPr>
+      </w:pPr>
+    </w:p>
+    <w:p>
+      <w:pPr>
+        <w:pStyle w:val="Prrafodelista"/>
+        <w:spacing w:after="0" w:line="300" w:lineRule="exact"/>
+        <w:jc w:val="both"/>
+        <w:rPr>
+          <w:rFonts w:ascii="Arial" w:hAnsi="Arial" w:cs="Arial"/>
+          <w:color w:val="0D0D0D" w:themeColor="text1" w:themeTint="F2"/>
+        </w:rPr>
+      </w:pPr>
+    </w:p>
+    <w:p>
+      <w:pPr>
+        <w:pStyle w:val="Prrafodelista"/>
+        <w:spacing w:after="0" w:line="300" w:lineRule="exact"/>
+        <w:jc w:val="both"/>
+        <w:rPr>
+          <w:rFonts w:ascii="Arial" w:hAnsi="Arial" w:cs="Arial"/>
+          <w:color w:val="0D0D0D" w:themeColor="text1" w:themeTint="F2"/>
+        </w:rPr>
+      </w:pPr>
+    </w:p>
+    <w:p>
+      <w:pPr>
+        <w:pStyle w:val="Prrafodelista"/>
+        <w:spacing w:after="0" w:line="300" w:lineRule="exact"/>
+        <w:jc w:val="both"/>
+        <w:rPr>
+          <w:rFonts w:ascii="Arial" w:hAnsi="Arial" w:cs="Arial"/>
+          <w:color w:val="0D0D0D" w:themeColor="text1" w:themeTint="F2"/>
+        </w:rPr>
+      </w:pPr>
+    </w:p>
+    <w:p>
+      <w:pPr>
+        <w:spacing w:after="0" w:line="300" w:lineRule="exact"/>
+        <w:rPr>
+          <w:rFonts w:ascii="Arial" w:hAnsi="Arial" w:cs="Arial"/>
+          <w:b/>
+          <w:bCs/>
+        </w:rPr>
+      </w:pPr>
+    </w:p>
+    <w:p>
+      <w:pPr>
+        <w:spacing w:after="0" w:line="300" w:lineRule="exact"/>
+        <w:rPr>
+          <w:rFonts w:ascii="Arial" w:hAnsi="Arial" w:cs="Arial"/>
+          <w:b/>
+          <w:bCs/>
+        </w:rPr>
+      </w:pPr>
+    </w:p>
+    <w:p>
+      <w:pPr>
+        <w:spacing w:after="0" w:line="300" w:lineRule="exact"/>
+        <w:rPr>
+          <w:rFonts w:ascii="Arial" w:hAnsi="Arial" w:cs="Arial"/>
+          <w:b/>
+          <w:bCs/>
+        </w:rPr>
+      </w:pPr>
+    </w:p>
+    <w:p>
+      <w:pPr>
+        <w:spacing w:after="0" w:line="300" w:lineRule="exact"/>
+        <w:rPr>
+          <w:rFonts w:ascii="Arial" w:hAnsi="Arial" w:cs="Arial"/>
+          <w:b/>
+          <w:bCs/>
+        </w:rPr>
+      </w:pPr>
+    </w:p>
+    <w:p>
+      <w:pPr>
+        <w:spacing w:after="0" w:line="300" w:lineRule="exact"/>
+        <w:rPr>
+          <w:rFonts w:ascii="Arial" w:hAnsi="Arial" w:cs="Arial"/>
+          <w:b/>
+          <w:bCs/>
+        </w:rPr>
+      </w:pPr>
+    </w:p>
+    <w:p>
+      <w:pPr>
+        <w:spacing w:after="0" w:line="300" w:lineRule="exact"/>
+        <w:rPr>
+          <w:rFonts w:ascii="Arial" w:hAnsi="Arial" w:cs="Arial"/>
+          <w:b/>
+          <w:bCs/>
+        </w:rPr>
+      </w:pPr>
+    </w:p>
+    <w:p>
+      <w:pPr>
+        <w:spacing w:after="0" w:line="300" w:lineRule="exact"/>
+        <w:rPr>
+          <w:rFonts w:ascii="Arial" w:hAnsi="Arial" w:cs="Arial"/>
+          <w:b/>
+          <w:bCs/>
+        </w:rPr>
+      </w:pPr>
+    </w:p>
+    <w:p>
+      <w:pPr>
+        <w:spacing w:after="0" w:line="300" w:lineRule="exact"/>
+        <w:rPr>
+          <w:rFonts w:ascii="Arial" w:hAnsi="Arial" w:cs="Arial"/>
+          <w:b/>
+          <w:bCs/>
+        </w:rPr>
+      </w:pPr>
+    </w:p>
+    <w:p>
+      <w:pPr>
+        <w:spacing w:after="0" w:line="300" w:lineRule="exact"/>
+        <w:rPr>
+          <w:rFonts w:ascii="Arial" w:hAnsi="Arial" w:cs="Arial"/>
+          <w:b/>
+          <w:bCs/>
+        </w:rPr>
+      </w:pPr>
+    </w:p>
+    <w:p>
+      <w:pPr>
+        <w:spacing w:after="0" w:line="300" w:lineRule="exact"/>
+        <w:rPr>
+          <w:rFonts w:ascii="Arial" w:hAnsi="Arial" w:cs="Arial"/>
+          <w:b/>
+          <w:bCs/>
+        </w:rPr>
+      </w:pPr>
+    </w:p>
+    <w:p>
+      <w:pPr>
+        <w:spacing w:after="0" w:line="300" w:lineRule="exact"/>
+        <w:rPr>
+          <w:rFonts w:ascii="Arial" w:hAnsi="Arial" w:cs="Arial"/>
+          <w:b/>
+          <w:bCs/>
+        </w:rPr>
+      </w:pPr>
+    </w:p>
+    <w:p>
+      <w:pPr>
+        <w:spacing w:after="0" w:line="300" w:lineRule="exact"/>
+        <w:rPr>
+          <w:rFonts w:ascii="Arial" w:hAnsi="Arial" w:cs="Arial"/>
+          <w:b/>
+          <w:bCs/>
+        </w:rPr>
+      </w:pPr>
+    </w:p>
+    <w:p>
+      <w:pPr>
+        <w:spacing w:after="0" w:line="300" w:lineRule="exact"/>
+        <w:rPr>
+          <w:rFonts w:ascii="Arial" w:hAnsi="Arial" w:cs="Arial"/>
+          <w:b/>
+          <w:bCs/>
+        </w:rPr>
+      </w:pPr>
+    </w:p>
+    <w:p>
+      <w:pPr>
+        <w:spacing w:after="0" w:line="300" w:lineRule="exact"/>
+        <w:rPr>
+          <w:rFonts w:ascii="Arial" w:hAnsi="Arial" w:cs="Arial"/>
+          <w:b/>
+          <w:bCs/>
+        </w:rPr>
+      </w:pPr>
+    </w:p>
+    <w:p>
+      <w:pPr>
+        <w:spacing w:after="0" w:line="300" w:lineRule="exact"/>
+        <w:rPr>
+          <w:rFonts w:ascii="Arial" w:hAnsi="Arial" w:cs="Arial"/>
+          <w:b/>
+          <w:bCs/>
+        </w:rPr>
+      </w:pPr>
+    </w:p>
+    <w:p>
+      <w:pPr>
+        <w:pStyle w:val="Prrafodelista"/>
         <w:numPr>
           <w:ilvl w:val="0"/>
           <w:numId w:val="30"/>
@@ -12688,7 +12945,7 @@
     </w:p>
     <w:p>
       <w:pPr>
-        <w:pStyle w:val="ListParagraph"/>
+        <w:pStyle w:val="Prrafodelista"/>
         <w:numPr>
           <w:ilvl w:val="0"/>
           <w:numId w:val="30"/>
@@ -16343,11 +16600,11 @@
     <w:name w:val="Normal"/>
     <w:qFormat/>
   </w:style>
-  <w:style w:type="paragraph" w:styleId="Heading1">
+  <w:style w:type="paragraph" w:styleId="Ttulo1">
     <w:name w:val="heading 1"/>
     <w:basedOn w:val="Normal"/>
     <w:next w:val="Normal"/>
-    <w:link w:val="Heading1Char"/>
+    <w:link w:val="Ttulo1Car"/>
     <w:uiPriority w:val="9"/>
     <w:unhideWhenUsed/>
     <w:qFormat/>
@@ -16370,11 +16627,11 @@
       <w14:ligatures w14:val="none"/>
     </w:rPr>
   </w:style>
-  <w:style w:type="paragraph" w:styleId="Heading2">
+  <w:style w:type="paragraph" w:styleId="Ttulo2">
     <w:name w:val="heading 2"/>
     <w:basedOn w:val="Normal"/>
     <w:next w:val="Normal"/>
-    <w:link w:val="Heading2Char"/>
+    <w:link w:val="Ttulo2Car"/>
     <w:autoRedefine/>
     <w:uiPriority w:val="9"/>
     <w:unhideWhenUsed/>
@@ -16397,11 +16654,11 @@
       <w14:ligatures w14:val="none"/>
     </w:rPr>
   </w:style>
-  <w:style w:type="paragraph" w:styleId="Heading3">
+  <w:style w:type="paragraph" w:styleId="Ttulo3">
     <w:name w:val="heading 3"/>
     <w:basedOn w:val="Normal"/>
     <w:next w:val="Normal"/>
-    <w:link w:val="Heading3Char"/>
+    <w:link w:val="Ttulo3Car"/>
     <w:unhideWhenUsed/>
     <w:qFormat/>
     <w:rsid w:val="002E35BA"/>
@@ -16421,11 +16678,11 @@
       <w14:ligatures w14:val="none"/>
     </w:rPr>
   </w:style>
-  <w:style w:type="paragraph" w:styleId="Heading4">
+  <w:style w:type="paragraph" w:styleId="Ttulo4">
     <w:name w:val="heading 4"/>
     <w:basedOn w:val="Normal"/>
     <w:next w:val="Normal"/>
-    <w:link w:val="Heading4Char"/>
+    <w:link w:val="Ttulo4Car"/>
     <w:uiPriority w:val="9"/>
     <w:semiHidden/>
     <w:unhideWhenUsed/>
@@ -16444,12 +16701,12 @@
       <w:color w:val="2F5496" w:themeColor="accent1" w:themeShade="BF"/>
     </w:rPr>
   </w:style>
-  <w:style w:type="character" w:default="1" w:styleId="DefaultParagraphFont">
+  <w:style w:type="character" w:default="1" w:styleId="Fuentedeprrafopredeter">
     <w:name w:val="Default Paragraph Font"/>
     <w:uiPriority w:val="1"/>
     <w:unhideWhenUsed/>
   </w:style>
-  <w:style w:type="table" w:default="1" w:styleId="TableNormal">
+  <w:style w:type="table" w:default="1" w:styleId="Tablanormal">
     <w:name w:val="Normal Table"/>
     <w:uiPriority w:val="99"/>
     <w:semiHidden/>
@@ -16464,13 +16721,13 @@
       </w:tblCellMar>
     </w:tblPr>
   </w:style>
-  <w:style w:type="numbering" w:default="1" w:styleId="NoList">
+  <w:style w:type="numbering" w:default="1" w:styleId="Sinlista">
     <w:name w:val="No List"/>
     <w:uiPriority w:val="99"/>
     <w:semiHidden/>
     <w:unhideWhenUsed/>
   </w:style>
-  <w:style w:type="paragraph" w:styleId="ListParagraph">
+  <w:style w:type="paragraph" w:styleId="Prrafodelista">
     <w:name w:val="List Paragraph"/>
     <w:basedOn w:val="Normal"/>
     <w:uiPriority w:val="34"/>
@@ -16481,9 +16738,9 @@
       <w:contextualSpacing/>
     </w:pPr>
   </w:style>
-  <w:style w:type="character" w:styleId="Hyperlink">
+  <w:style w:type="character" w:styleId="Hipervnculo">
     <w:name w:val="Hyperlink"/>
-    <w:basedOn w:val="DefaultParagraphFont"/>
+    <w:basedOn w:val="Fuentedeprrafopredeter"/>
     <w:uiPriority w:val="99"/>
     <w:unhideWhenUsed/>
     <w:rsid w:val="008C6B36"/>
@@ -16492,9 +16749,9 @@
       <w:u w:val="single"/>
     </w:rPr>
   </w:style>
-  <w:style w:type="character" w:styleId="UnresolvedMention">
+  <w:style w:type="character" w:styleId="Mencinsinresolver">
     <w:name w:val="Unresolved Mention"/>
-    <w:basedOn w:val="DefaultParagraphFont"/>
+    <w:basedOn w:val="Fuentedeprrafopredeter"/>
     <w:uiPriority w:val="99"/>
     <w:semiHidden/>
     <w:unhideWhenUsed/>
@@ -16504,10 +16761,10 @@
       <w:shd w:val="clear" w:color="auto" w:fill="E1DFDD"/>
     </w:rPr>
   </w:style>
-  <w:style w:type="character" w:customStyle="1" w:styleId="Heading2Char">
-    <w:name w:val="Heading 2 Char"/>
-    <w:basedOn w:val="DefaultParagraphFont"/>
-    <w:link w:val="Heading2"/>
+  <w:style w:type="character" w:customStyle="1" w:styleId="Ttulo2Car">
+    <w:name w:val="Título 2 Car"/>
+    <w:basedOn w:val="Fuentedeprrafopredeter"/>
+    <w:link w:val="Ttulo2"/>
     <w:uiPriority w:val="9"/>
     <w:rsid w:val="00FA155E"/>
     <w:rPr>
@@ -16521,10 +16778,10 @@
       <w14:ligatures w14:val="none"/>
     </w:rPr>
   </w:style>
-  <w:style w:type="character" w:customStyle="1" w:styleId="Heading1Char">
-    <w:name w:val="Heading 1 Char"/>
-    <w:basedOn w:val="DefaultParagraphFont"/>
-    <w:link w:val="Heading1"/>
+  <w:style w:type="character" w:customStyle="1" w:styleId="Ttulo1Car">
+    <w:name w:val="Título 1 Car"/>
+    <w:basedOn w:val="Fuentedeprrafopredeter"/>
+    <w:link w:val="Ttulo1"/>
     <w:uiPriority w:val="9"/>
     <w:rsid w:val="002E35BA"/>
     <w:rPr>
@@ -16539,10 +16796,10 @@
       <w14:ligatures w14:val="none"/>
     </w:rPr>
   </w:style>
-  <w:style w:type="character" w:customStyle="1" w:styleId="Heading3Char">
-    <w:name w:val="Heading 3 Char"/>
-    <w:basedOn w:val="DefaultParagraphFont"/>
-    <w:link w:val="Heading3"/>
+  <w:style w:type="character" w:customStyle="1" w:styleId="Ttulo3Car">
+    <w:name w:val="Título 3 Car"/>
+    <w:basedOn w:val="Fuentedeprrafopredeter"/>
+    <w:link w:val="Ttulo3"/>
     <w:rsid w:val="002E35BA"/>
     <w:rPr>
       <w:rFonts w:ascii="Arial" w:eastAsia="Times New Roman" w:hAnsi="Arial" w:cs="Times New Roman"/>
@@ -16557,7 +16814,7 @@
   </w:style>
   <w:style w:type="paragraph" w:customStyle="1" w:styleId="ConfigWindow">
     <w:name w:val="Config Window"/>
-    <w:basedOn w:val="BodyText"/>
+    <w:basedOn w:val="Textoindependiente"/>
     <w:next w:val="Normal"/>
     <w:qFormat/>
     <w:rsid w:val="002E35BA"/>
@@ -16627,7 +16884,7 @@
   </w:style>
   <w:style w:type="numbering" w:customStyle="1" w:styleId="LabList">
     <w:name w:val="Lab List"/>
-    <w:basedOn w:val="NoList"/>
+    <w:basedOn w:val="Sinlista"/>
     <w:uiPriority w:val="99"/>
     <w:rsid w:val="002E35BA"/>
     <w:pPr>
@@ -16638,7 +16895,7 @@
   </w:style>
   <w:style w:type="character" w:customStyle="1" w:styleId="CMDChar">
     <w:name w:val="CMD Char"/>
-    <w:basedOn w:val="DefaultParagraphFont"/>
+    <w:basedOn w:val="Fuentedeprrafopredeter"/>
     <w:link w:val="CMD"/>
     <w:rsid w:val="002E35BA"/>
     <w:rPr>
@@ -16649,10 +16906,10 @@
       <w14:ligatures w14:val="none"/>
     </w:rPr>
   </w:style>
-  <w:style w:type="paragraph" w:styleId="BodyText">
+  <w:style w:type="paragraph" w:styleId="Textoindependiente">
     <w:name w:val="Body Text"/>
     <w:basedOn w:val="Normal"/>
-    <w:link w:val="BodyTextChar"/>
+    <w:link w:val="TextoindependienteCar"/>
     <w:uiPriority w:val="99"/>
     <w:semiHidden/>
     <w:unhideWhenUsed/>
@@ -16661,18 +16918,18 @@
       <w:spacing w:after="120"/>
     </w:pPr>
   </w:style>
-  <w:style w:type="character" w:customStyle="1" w:styleId="BodyTextChar">
-    <w:name w:val="Body Text Char"/>
-    <w:basedOn w:val="DefaultParagraphFont"/>
-    <w:link w:val="BodyText"/>
+  <w:style w:type="character" w:customStyle="1" w:styleId="TextoindependienteCar">
+    <w:name w:val="Texto independiente Car"/>
+    <w:basedOn w:val="Fuentedeprrafopredeter"/>
+    <w:link w:val="Textoindependiente"/>
     <w:uiPriority w:val="99"/>
     <w:semiHidden/>
     <w:rsid w:val="002E35BA"/>
   </w:style>
-  <w:style w:type="character" w:customStyle="1" w:styleId="Heading4Char">
-    <w:name w:val="Heading 4 Char"/>
-    <w:basedOn w:val="DefaultParagraphFont"/>
-    <w:link w:val="Heading4"/>
+  <w:style w:type="character" w:customStyle="1" w:styleId="Ttulo4Car">
+    <w:name w:val="Título 4 Car"/>
+    <w:basedOn w:val="Fuentedeprrafopredeter"/>
+    <w:link w:val="Ttulo4"/>
     <w:uiPriority w:val="9"/>
     <w:semiHidden/>
     <w:rsid w:val="00F03680"/>
@@ -16721,7 +16978,7 @@
   </w:style>
   <w:style w:type="numbering" w:customStyle="1" w:styleId="BulletList">
     <w:name w:val="Bullet_List"/>
-    <w:basedOn w:val="NoList"/>
+    <w:basedOn w:val="Sinlista"/>
     <w:uiPriority w:val="99"/>
     <w:rsid w:val="00F03680"/>
     <w:pPr>
@@ -16732,7 +16989,7 @@
   </w:style>
   <w:style w:type="paragraph" w:customStyle="1" w:styleId="PartHead">
     <w:name w:val="Part Head"/>
-    <w:basedOn w:val="ListParagraph"/>
+    <w:basedOn w:val="Prrafodelista"/>
     <w:next w:val="Normal"/>
     <w:qFormat/>
     <w:rsid w:val="00F03680"/>
@@ -16757,7 +17014,7 @@
   </w:style>
   <w:style w:type="character" w:customStyle="1" w:styleId="mw-page-title-main">
     <w:name w:val="mw-page-title-main"/>
-    <w:basedOn w:val="DefaultParagraphFont"/>
+    <w:basedOn w:val="Fuentedeprrafopredeter"/>
     <w:rsid w:val="00FD1AF0"/>
   </w:style>
   <w:style w:type="paragraph" w:styleId="NormalWeb">
